--- a/report_v1.docx
+++ b/report_v1.docx
@@ -14,7 +14,7 @@
           <w:sz w:val="40"/>
           <w:szCs w:val="40"/>
         </w:rPr>
-        <w:t xml:space="preserve">올리브영 판매 랭킹 결정요인 실증 분석 1차 보고서 — 데이터 구축 및 탐색적 분석</w:t>
+        <w:t xml:space="preserve">올리브영 판매 랭킹 결정요인 실증 분석 1차 보고서 — 데이터 구축 및 탐색적 분석 (개정판)</w:t>
       </w:r>
     </w:p>
     <w:p>
@@ -30,7 +30,7 @@
           <w:sz w:val="18"/>
           <w:szCs w:val="18"/>
         </w:rPr>
-        <w:t xml:space="preserve">분석 기간 2026-07-21 ~ 08-05 · 작성일 2026-08-05 · 데이터: 자체 구축 수집 파이프라인 (hdmzp/oliveyoung)</w:t>
+        <w:t xml:space="preserve">분석 기간 2026-07-21 ~ 08-09 · 작성일 2026-08-09 · 데이터: 자체 구축 수집 파이프라인 (hdmzp/oliveyoung)</w:t>
       </w:r>
     </w:p>
     <w:p>
@@ -93,7 +93,7 @@
           <w:sz w:val="20"/>
           <w:szCs w:val="20"/>
         </w:rPr>
-        <w:t xml:space="preserve">현재까지 이 주제에 대한 논의는 대부분 경험칙에 의존하며, 상품 단위 데이터로 다음 질문을 검증한 사례는 찾기 어렵다. 첫째, 리뷰의 축적 규모 와 유입 속도 중 무엇이 현재 랭킹과 더 강하게 연관되는가. 둘째, 체험단 등 대가성 리뷰의 비중 이 높은 상품이 실제로 랭킹에서 유리한가. 본 프로젝트는 이를 검증하기 위해 랭킹·리뷰·이미지를 매일 수집하는 자체 파이프라인을 구축하였고, 본 보고서는 그 1차 산출물로서 데이터 구축 과정과 탐색적 분석(EDA) 결과를 정리한다.</w:t>
+        <w:t xml:space="preserve">현재까지 이 주제에 대한 논의는 대부분 경험칙에 의존하며, 상품 단위 데이터로 다음 질문을 검증한 사례는 찾기 어렵다. 첫째, 리뷰의 축적 규모 와 유입 속도 중 무엇이 현재 랭킹과 더 강하게 연관되는가. 둘째, 체험단 등 대가성 리뷰의 비중 이 높은 상품이 실제로 랭킹에서 유리한가. 본 프로젝트는 이를 검증하기 위해 랭킹·리뷰·이미지를 매일 수집하는 자체 파이프라인을 구축하였고, 본 보고서는 그 1차 산출물로서 데이터 구축 과정과 탐색적 분석(EDA) 결과를 정리한다. 본 개정판은 8/5부터 정착된 전 카테고리 일일 수집으로 확보한 카테고리 패널(6일 × 20개 카테고리 × 100위) 을 반영해 핵심 검정을 갱신하였다.</w:t>
       </w:r>
     </w:p>
     <w:p>
@@ -890,7 +890,7 @@
                 <w:sz w:val="17"/>
                 <w:szCs w:val="17"/>
               </w:rPr>
-              <w:t xml:space="preserve">2026-07-21 ~ 08-05 (12개 수집일 · 결측 7/24–26, 8/2)</w:t>
+              <w:t xml:space="preserve">2026-07-21 ~ 08-09 (16개 수집일 · 결측 7/24–26, 8/2)</w:t>
             </w:r>
           </w:p>
         </w:tc>
@@ -938,7 +938,7 @@
                 <w:sz w:val="17"/>
                 <w:szCs w:val="17"/>
               </w:rPr>
-              <w:t xml:space="preserve">전체 TOP100 매일 · 21개 카테고리×100위는 8/3 1회(이후 매일로 전환)</w:t>
+              <w:t xml:space="preserve">전체 TOP100 매일 · 21개 카테고리×100위 일일 수집 (8/3 첫 수집, 8/5부터 매일 정착)</w:t>
             </w:r>
           </w:p>
         </w:tc>
@@ -986,7 +986,7 @@
                 <w:sz w:val="17"/>
                 <w:szCs w:val="17"/>
               </w:rPr>
-              <w:t xml:space="preserve">랭킹 등장 상품의 신규 리뷰 증분 + 백필(상품당 최대 150건)</w:t>
+              <w:t xml:space="preserve">전체 TOP100 상품의 신규 리뷰 증분 + 백필 · 카테고리 상품은 리뷰 통계만</w:t>
             </w:r>
           </w:p>
         </w:tc>
@@ -1082,7 +1082,7 @@
                 <w:sz w:val="17"/>
                 <w:szCs w:val="17"/>
               </w:rPr>
-              <w:t xml:space="preserve">유니크 상품 1,906개 · 유니크 리뷰 64,904건 · 썸네일 815장</w:t>
+              <w:t xml:space="preserve">유니크 상품 3,813개 · 유니크 리뷰 66,189건 · 썸네일 1,004장 · 카테고리 패널 12,000관측</w:t>
             </w:r>
           </w:p>
         </w:tc>
@@ -1107,7 +1107,7 @@
           <w:sz w:val="17"/>
           <w:szCs w:val="17"/>
         </w:rPr>
-        <w:t xml:space="preserve">표 2. 데이터 수집 범위 (2026-08-05 기준 누적)</w:t>
+        <w:t xml:space="preserve">표 2. 데이터 수집 범위 (2026-08-09 기준 누적)</w:t>
       </w:r>
     </w:p>
     <w:p>
@@ -1645,7 +1645,7 @@
           <w:sz w:val="20"/>
           <w:szCs w:val="20"/>
         </w:rPr>
-        <w:t xml:space="preserve">실행 시간 관리. 전 카테고리 수집 시 리뷰 본문까지 걷으면 8시간을 초과함을 확인하여, 카테고리 상품은 랭킹+리뷰 통계만 수집하고 리뷰 본문은 전체 TOP100 상품으로 한정하는 모드 (--review-text-overall-only)를 도입했다. 예상 일일 실행 시간은 1~2시간이다.</w:t>
+        <w:t xml:space="preserve">실행 시간 관리. 전 카테고리 수집 시 리뷰 본문까지 걷으면 8시간을 초과함을 확인하여, 카테고리 상품은 랭킹+리뷰 통계만 수집하고 리뷰 본문은 전체 TOP100 상품으로 한정하는 모드 (--review-text-overall-only)를 도입했다. 8/5부터 이 모드로 매일 1~2시간 내에 전 카테고리를 수집하고 있다.</w:t>
       </w:r>
     </w:p>
     <w:p>
@@ -2771,7 +2771,7 @@
           <w:sz w:val="20"/>
           <w:szCs w:val="20"/>
         </w:rPr>
-        <w:t xml:space="preserve">전처리는 다음 순서로 수행한다. (i) 일자별 리뷰 파일과 백필을 병합한 뒤 (상품번호, 리뷰ID) 기준 중복 제거 — 일별 재수집분이 많아 원시 21,901행이 유니크 기준으로 크게 줄어든다. (ii) 체험단여부 컬럼은 수집 시기별로 판정 규칙이 달랐던 이력이 있어 저장값을 폐기하고 본문 표기 문구 기준으로 재계산한다. (iii) 7/21–22 파일의 이미지 컬럼 부재 등 스키마 드리프트를 허용 병합한다. (iv) 전체 TOP100 상품은 8/3 카테고리 랭킹 소속으로 매핑한다(매핑률 83%). 주요 파생변수는 표 6과 같다.</w:t>
+        <w:t xml:space="preserve">전처리는 다음 순서로 수행한다. (i) 일자별 리뷰 파일과 백필을 병합한 뒤 (상품번호, 리뷰ID) 기준 중복 제거. (ii) 체험단여부 컬럼은 수집 시기별로 판정 규칙이 달랐던 이력이 있어 저장값을 폐기하고 본문 표기 문구 기준으로 재계산한다. (iii) 스키마 드리프트를 허용 병합하고, 카테고리 일일 수집으로 같은 날 같은 상품이 여러 랭킹에 등장하는 중복은 차분 계산 시 (날짜, 상품) 기준으로 제거한다. (iv) 전체 TOP100 상품은 각 시점의 최근 카테고리 랭킹 소속으로 매핑한다(매핑률 92%). 주요 파생변수는 표 6과 같다.</w:t>
       </w:r>
     </w:p>
     <w:tbl>
@@ -2934,7 +2934,7 @@
                 <w:sz w:val="17"/>
                 <w:szCs w:val="17"/>
               </w:rPr>
-              <w:t xml:space="preserve">유일하게 표본 편향 없는 유입 속도 지표</w:t>
+              <w:t xml:space="preserve">유일하게 표본 편향 없는 유입 속도 지표 — 카테고리 일일 수집으로 상품 약 1,800개까지 확장</w:t>
             </w:r>
           </w:p>
         </w:tc>
@@ -3195,7 +3195,7 @@
                 <w:sz w:val="17"/>
                 <w:szCs w:val="17"/>
               </w:rPr>
-              <w:t xml:space="preserve">전체 TOP100 상품번호 → 8/3 카테고리 랭킹 소속</w:t>
+              <w:t xml:space="preserve">전체 TOP100 상품번호 → 해당 시점 최근 카테고리 랭킹 소속</w:t>
             </w:r>
           </w:p>
         </w:tc>
@@ -3218,7 +3218,7 @@
                 <w:sz w:val="17"/>
                 <w:szCs w:val="17"/>
               </w:rPr>
-              <w:t xml:space="preserve">매핑률 83%</w:t>
+              <w:t xml:space="preserve">매핑률 92%</w:t>
             </w:r>
           </w:p>
         </w:tc>
@@ -3345,7 +3345,7 @@
           <w:sz w:val="20"/>
           <w:szCs w:val="20"/>
         </w:rPr>
-        <w:t xml:space="preserve">랭킹 분석의 전제로 종속변수인 순위 자체의 안정성을 진단하였다. 결과적으로 전체 TOP100은 매일 평균 43개 상품이 교체되는 고변동 리스트 였다. 특히 8/1에는 100개 중 70개가 신규 진입하였는데, 이는 월초 프로모션 개편 주기와 겹친다. 살아남은 상품 사이에서도 전일 대비 순위 상관(Spearman ρ)은 0.18~0.78을 오갔다(그림 2). 즉 순위는 일 단위로 강하게 재배열되며, 월초에는 사실상 리셋된다.</w:t>
+        <w:t xml:space="preserve">랭킹 분석의 전제로 종속변수인 순위 자체의 안정성을 진단하였다. 16일 관측 결과 전체 TOP100은 매일 평균 42개 상품이 교체되는 고변동 리스트 였다. 특히 8/1에는 100개 중 70개가 신규 진입하였는데, 이는 월초 프로모션 개편 주기와 겹친다. 살아남은 상품 사이에서도 전일 대비 순위 상관(Spearman ρ)은 0.18~0.78을 오갔다(그림 2). 즉 순위는 일 단위로 강하게 재배열되며, 월초에는 사실상 리셋된다.</w:t>
       </w:r>
     </w:p>
     <w:p>
@@ -3486,7 +3486,7 @@
           <w:sz w:val="20"/>
           <w:szCs w:val="20"/>
         </w:rPr>
-        <w:t xml:space="preserve">순위 구간별로는 위계가 뚜렷하다. 1–10위 상품의 익일 잔류율은 70%인 반면 61–100위는 49%로, 하위권일수록 이탈 위험이 크다. 잔류하더라도 평균 13~21계단을 이동한다(그림 3). 8/5 기준 TOP10 상품의 기간 내 궤적(그림 4)을 보면, 현재 최상위 상품 다수가 기간 중 50위 밖을 다녀왔다.</w:t>
+        <w:t xml:space="preserve">순위 구간별로는 위계가 뚜렷하다. 1–10위 상품의 익일 잔류율은 70%인 반면 61–100위는 49%로, 하위권일수록 이탈 위험이 크다. 잔류하더라도 평균 15~23계단을 이동한다(그림 3). 8/9 기준 TOP10 상품의 기간 내 궤적(그림 4)을 보면, 현재 최상위 상품 다수가 기간 중 50위 밖을 다녀왔다.</w:t>
       </w:r>
     </w:p>
     <w:p>
@@ -3497,7 +3497,7 @@
       <w:r>
         <w:drawing>
           <wp:inline distT="0" distB="0" distL="0" distR="0">
-            <wp:extent cx="5715000" cy="1971675"/>
+            <wp:extent cx="5715000" cy="1981200"/>
             <wp:effectExtent t="0" r="0" b="0" l="0"/>
             <wp:docPr id="1" name="" descr="" title=""/>
             <wp:cNvGraphicFramePr>
@@ -3522,7 +3522,7 @@
                   <pic:spPr bwMode="auto">
                     <a:xfrm>
                       <a:off x="0" y="0"/>
-                      <a:ext cx="5715000" cy="1971675"/>
+                      <a:ext cx="5715000" cy="1981200"/>
                     </a:xfrm>
                     <a:prstGeom prst="rect">
                       <a:avLst/>
@@ -3612,7 +3612,7 @@
           <w:sz w:val="17"/>
           <w:szCs w:val="17"/>
         </w:rPr>
-        <w:t xml:space="preserve">그림 4. 8/5 TOP10 상품의 기간 내 순위 궤적</w:t>
+        <w:t xml:space="preserve">그림 4. 8/9 TOP10 상품의 기간 내 순위 궤적</w:t>
       </w:r>
     </w:p>
     <w:p>
@@ -3643,7 +3643,7 @@
           <w:sz w:val="20"/>
           <w:szCs w:val="20"/>
         </w:rPr>
-        <w:t xml:space="preserve">신규 진입 상품 471건과 잔류 상품 629건을 비교하면(표 7), 신규 진입 상품의 중위 누적 리뷰수는 5,698건으로 잔류 상품(17,539건)의 3분의 1 수준이다. 즉 리뷰 자산이 작은 상품도 끊임없이 리스트에 진입 하며, 진입 지점은 46%가 61–100위 구간이고 TOP10 직행은 7.2%에 불과하다. 할인율·증정 여부는 두 집단 간 차이가 거의 없어, 진입 자체를 가르는 것은 프로모션 강도보다는 단기 판매 모멘텀으로 추정된다.</w:t>
+        <w:t xml:space="preserve">신규 진입 상품 631건과 잔류 상품 869건을 비교하면(표 7), 신규 진입 상품의 중위 누적 리뷰수는 5,775건으로 잔류 상품(17,595건)의 3분의 1 수준이다. 즉 리뷰 자산이 작은 상품도 끊임없이 리스트에 진입 하며, 진입 지점은 49%가 61–100위 구간이고 TOP10 직행은 7.4%에 불과하다. 할인율·증정 여부는 두 집단 간 차이가 거의 없어, 진입 자체를 가르는 것은 프로모션 강도보다는 단기 판매 모멘텀으로 추정된다.</w:t>
       </w:r>
     </w:p>
     <w:tbl>
@@ -3883,7 +3883,7 @@
                 <w:sz w:val="17"/>
                 <w:szCs w:val="17"/>
               </w:rPr>
-              <w:t xml:space="preserve">629</w:t>
+              <w:t xml:space="preserve">869</w:t>
             </w:r>
           </w:p>
         </w:tc>
@@ -3906,7 +3906,7 @@
                 <w:sz w:val="17"/>
                 <w:szCs w:val="17"/>
               </w:rPr>
-              <w:t xml:space="preserve">47.58</w:t>
+              <w:t xml:space="preserve">46.68</w:t>
             </w:r>
           </w:p>
         </w:tc>
@@ -3929,7 +3929,7 @@
                 <w:sz w:val="17"/>
                 <w:szCs w:val="17"/>
               </w:rPr>
-              <w:t xml:space="preserve">47</w:t>
+              <w:t xml:space="preserve">45</w:t>
             </w:r>
           </w:p>
         </w:tc>
@@ -3952,7 +3952,7 @@
                 <w:sz w:val="17"/>
                 <w:szCs w:val="17"/>
               </w:rPr>
-              <w:t xml:space="preserve">17,539</w:t>
+              <w:t xml:space="preserve">17,595</w:t>
             </w:r>
           </w:p>
         </w:tc>
@@ -3975,7 +3975,7 @@
                 <w:sz w:val="17"/>
                 <w:szCs w:val="17"/>
               </w:rPr>
-              <w:t xml:space="preserve">25.79</w:t>
+              <w:t xml:space="preserve">26.41</w:t>
             </w:r>
           </w:p>
         </w:tc>
@@ -3998,7 +3998,7 @@
                 <w:sz w:val="17"/>
                 <w:szCs w:val="17"/>
               </w:rPr>
-              <w:t xml:space="preserve">0.48</w:t>
+              <w:t xml:space="preserve">0.47</w:t>
             </w:r>
           </w:p>
         </w:tc>
@@ -4046,7 +4046,7 @@
                 <w:sz w:val="17"/>
                 <w:szCs w:val="17"/>
               </w:rPr>
-              <w:t xml:space="preserve">471</w:t>
+              <w:t xml:space="preserve">631</w:t>
             </w:r>
           </w:p>
         </w:tc>
@@ -4069,7 +4069,7 @@
                 <w:sz w:val="17"/>
                 <w:szCs w:val="17"/>
               </w:rPr>
-              <w:t xml:space="preserve">54.4</w:t>
+              <w:t xml:space="preserve">55.76</w:t>
             </w:r>
           </w:p>
         </w:tc>
@@ -4092,7 +4092,7 @@
                 <w:sz w:val="17"/>
                 <w:szCs w:val="17"/>
               </w:rPr>
-              <w:t xml:space="preserve">57</w:t>
+              <w:t xml:space="preserve">60</w:t>
             </w:r>
           </w:p>
         </w:tc>
@@ -4115,7 +4115,7 @@
                 <w:sz w:val="17"/>
                 <w:szCs w:val="17"/>
               </w:rPr>
-              <w:t xml:space="preserve">5,698</w:t>
+              <w:t xml:space="preserve">5,775</w:t>
             </w:r>
           </w:p>
         </w:tc>
@@ -4138,7 +4138,7 @@
                 <w:sz w:val="17"/>
                 <w:szCs w:val="17"/>
               </w:rPr>
-              <w:t xml:space="preserve">26.71</w:t>
+              <w:t xml:space="preserve">26.07</w:t>
             </w:r>
           </w:p>
         </w:tc>
@@ -4161,7 +4161,7 @@
                 <w:sz w:val="17"/>
                 <w:szCs w:val="17"/>
               </w:rPr>
-              <w:t xml:space="preserve">0.41</w:t>
+              <w:t xml:space="preserve">0.4</w:t>
             </w:r>
           </w:p>
         </w:tc>
@@ -4186,7 +4186,7 @@
           <w:sz w:val="17"/>
           <w:szCs w:val="17"/>
         </w:rPr>
-        <w:t xml:space="preserve">표 7. 신규 진입 vs 잔류 상품 특성 비교 (11개 전이일 합산)</w:t>
+        <w:t xml:space="preserve">표 7. 신규 진입 vs 잔류 상품 특성 비교 (15개 전이일 합산)</w:t>
       </w:r>
     </w:p>
     <w:p>
@@ -4217,7 +4217,7 @@
           <w:sz w:val="20"/>
           <w:szCs w:val="20"/>
         </w:rPr>
-        <w:t xml:space="preserve">전체 TOP100 슬롯(상품×일, 12일 누적 1,200개)의 카테고리 구성을 보면 메이크업(18.8%)과 스킨케어(18.1%)가 최대이나, 1~10위 구간만 보면 순서가 뒤집힌다 . 마스크팩이 19.2%(전 구간 대비 1.6배), 푸드가 9.2%(2.4배)로 과대대표되고 메이크업은 10.8%로 줄어든다(그림 5). 메이크업은 많은 상품이 넓게 걸치는 카테고리, 마스크팩·푸드는 소수 상품이 최상위에 꽂히는 카테고리다.</w:t>
+        <w:t xml:space="preserve">전체 TOP100 슬롯(상품×일, 16일 누적 1,600개)을 각 시점의 카테고리 랭킹 소속으로 매핑했다(매핑률 92%). 슬롯 수로는 메이크업(19.8%)과 스킨케어(15.9%) 가 최대지만, 1~10위 구간만 보면 순서가 뒤집힌다 . 마스크팩이 22.5%(전 구간 대비 1.7배), 푸드가 12.5%(2.6배)로 과대대표되고 메이크업은 8.1%로 급감한다(그림 5). 메이크업은 많은 상품이 넓게 걸치는 카테고리, 마스크팩·푸드는 소수 상품이 최상위에 꽂히는 카테고리다.</w:t>
       </w:r>
     </w:p>
     <w:p>
@@ -4228,7 +4228,7 @@
       <w:r>
         <w:drawing>
           <wp:inline distT="0" distB="0" distL="0" distR="0">
-            <wp:extent cx="5715000" cy="3409950"/>
+            <wp:extent cx="5715000" cy="3400425"/>
             <wp:effectExtent t="0" r="0" b="0" l="0"/>
             <wp:docPr id="1" name="" descr="" title=""/>
             <wp:cNvGraphicFramePr>
@@ -4253,7 +4253,7 @@
                   <pic:spPr bwMode="auto">
                     <a:xfrm>
                       <a:off x="0" y="0"/>
-                      <a:ext cx="5715000" cy="3409950"/>
+                      <a:ext cx="5715000" cy="3400425"/>
                     </a:xfrm>
                     <a:prstGeom prst="rect">
                       <a:avLst/>
@@ -4295,7 +4295,7 @@
           <w:sz w:val="20"/>
           <w:szCs w:val="20"/>
         </w:rPr>
-        <w:t xml:space="preserve">카테고리 간 이질성도 크다(표 9). 8/3 카테고리 랭킹 기준 중위 리뷰수는 메이크업 15,817건에서 취미/팬시 1건까지 4개 자릿수가 갈리고, 세일 배지 비율도 선케어 97%에서 취미/팬시 16%까지 벌어진다. 비(非)뷰티 카테고리(패션·홈리빙·취미)는 리뷰 기반 자체가 얇아, 본분석에서는 뷰티 카테고리와 분리 취급이 필요하다.</w:t>
+        <w:t xml:space="preserve">카테고리 간 이질성도 크다(표 9). 8/9 카테고리 랭킹 기준 중위 리뷰수는 메이크업 13,775건에서 홈리빙·취미류의 두 자릿수까지 갈리고, 세일 배지 비율도 카테고리별로 크게 다르다. 비(非)뷰티 카테고리는 리뷰 기반 자체가 얇아, 본분석에서는 뷰티 카테고리와 분리 취급이 필요하다.</w:t>
       </w:r>
     </w:p>
     <w:tbl>
@@ -4535,7 +4535,7 @@
                 <w:sz w:val="17"/>
                 <w:szCs w:val="17"/>
               </w:rPr>
-              <w:t xml:space="preserve">15,817</w:t>
+              <w:t xml:space="preserve">13,775</w:t>
             </w:r>
           </w:p>
         </w:tc>
@@ -4558,7 +4558,7 @@
                 <w:sz w:val="17"/>
                 <w:szCs w:val="17"/>
               </w:rPr>
-              <w:t xml:space="preserve">4.76</w:t>
+              <w:t xml:space="preserve">4.75</w:t>
             </w:r>
           </w:p>
         </w:tc>
@@ -4581,7 +4581,7 @@
                 <w:sz w:val="17"/>
                 <w:szCs w:val="17"/>
               </w:rPr>
-              <w:t xml:space="preserve">16,700</w:t>
+              <w:t xml:space="preserve">15,710</w:t>
             </w:r>
           </w:p>
         </w:tc>
@@ -4604,7 +4604,7 @@
                 <w:sz w:val="17"/>
                 <w:szCs w:val="17"/>
               </w:rPr>
-              <w:t xml:space="preserve">18.66</w:t>
+              <w:t xml:space="preserve">19.13</w:t>
             </w:r>
           </w:p>
         </w:tc>
@@ -4627,7 +4627,7 @@
                 <w:sz w:val="17"/>
                 <w:szCs w:val="17"/>
               </w:rPr>
-              <w:t xml:space="preserve">0.78</w:t>
+              <w:t xml:space="preserve">0.79</w:t>
             </w:r>
           </w:p>
         </w:tc>
@@ -4650,7 +4650,7 @@
                 <w:sz w:val="17"/>
                 <w:szCs w:val="17"/>
               </w:rPr>
-              <w:t xml:space="preserve">0.36</w:t>
+              <w:t xml:space="preserve">0.39</w:t>
             </w:r>
           </w:p>
         </w:tc>
@@ -4698,7 +4698,7 @@
                 <w:sz w:val="17"/>
                 <w:szCs w:val="17"/>
               </w:rPr>
-              <w:t xml:space="preserve">11,535</w:t>
+              <w:t xml:space="preserve">7,839</w:t>
             </w:r>
           </w:p>
         </w:tc>
@@ -4721,7 +4721,7 @@
                 <w:sz w:val="17"/>
                 <w:szCs w:val="17"/>
               </w:rPr>
-              <w:t xml:space="preserve">4.8</w:t>
+              <w:t xml:space="preserve">4.79</w:t>
             </w:r>
           </w:p>
         </w:tc>
@@ -4744,7 +4744,7 @@
                 <w:sz w:val="17"/>
                 <w:szCs w:val="17"/>
               </w:rPr>
-              <w:t xml:space="preserve">17,900</w:t>
+              <w:t xml:space="preserve">20,000</w:t>
             </w:r>
           </w:p>
         </w:tc>
@@ -4767,7 +4767,7 @@
                 <w:sz w:val="17"/>
                 <w:szCs w:val="17"/>
               </w:rPr>
-              <w:t xml:space="preserve">31.81</w:t>
+              <w:t xml:space="preserve">30.49</w:t>
             </w:r>
           </w:p>
         </w:tc>
@@ -4790,7 +4790,7 @@
                 <w:sz w:val="17"/>
                 <w:szCs w:val="17"/>
               </w:rPr>
-              <w:t xml:space="preserve">0.96</w:t>
+              <w:t xml:space="preserve">0.93</w:t>
             </w:r>
           </w:p>
         </w:tc>
@@ -4813,7 +4813,7 @@
                 <w:sz w:val="17"/>
                 <w:szCs w:val="17"/>
               </w:rPr>
-              <w:t xml:space="preserve">0.27</w:t>
+              <w:t xml:space="preserve">0.24</w:t>
             </w:r>
           </w:p>
         </w:tc>
@@ -4838,7 +4838,7 @@
                 <w:sz w:val="17"/>
                 <w:szCs w:val="17"/>
               </w:rPr>
-              <w:t xml:space="preserve">클렌징</w:t>
+              <w:t xml:space="preserve">뷰티소품</w:t>
             </w:r>
           </w:p>
         </w:tc>
@@ -4861,7 +4861,7 @@
                 <w:sz w:val="17"/>
                 <w:szCs w:val="17"/>
               </w:rPr>
-              <w:t xml:space="preserve">8,360</w:t>
+              <w:t xml:space="preserve">6,237</w:t>
             </w:r>
           </w:p>
         </w:tc>
@@ -4884,7 +4884,7 @@
                 <w:sz w:val="17"/>
                 <w:szCs w:val="17"/>
               </w:rPr>
-              <w:t xml:space="preserve">4.81</w:t>
+              <w:t xml:space="preserve">4.79</w:t>
             </w:r>
           </w:p>
         </w:tc>
@@ -4907,7 +4907,7 @@
                 <w:sz w:val="17"/>
                 <w:szCs w:val="17"/>
               </w:rPr>
-              <w:t xml:space="preserve">18,550</w:t>
+              <w:t xml:space="preserve">8,500</w:t>
             </w:r>
           </w:p>
         </w:tc>
@@ -4930,7 +4930,7 @@
                 <w:sz w:val="17"/>
                 <w:szCs w:val="17"/>
               </w:rPr>
-              <w:t xml:space="preserve">20.9</w:t>
+              <w:t xml:space="preserve">14.03</w:t>
             </w:r>
           </w:p>
         </w:tc>
@@ -4953,7 +4953,7 @@
                 <w:sz w:val="17"/>
                 <w:szCs w:val="17"/>
               </w:rPr>
-              <w:t xml:space="preserve">0.83</w:t>
+              <w:t xml:space="preserve">0.6</w:t>
             </w:r>
           </w:p>
         </w:tc>
@@ -4976,7 +4976,7 @@
                 <w:sz w:val="17"/>
                 <w:szCs w:val="17"/>
               </w:rPr>
-              <w:t xml:space="preserve">0.3</w:t>
+              <w:t xml:space="preserve">0.22</w:t>
             </w:r>
           </w:p>
         </w:tc>
@@ -5001,7 +5001,7 @@
                 <w:sz w:val="17"/>
                 <w:szCs w:val="17"/>
               </w:rPr>
-              <w:t xml:space="preserve">뷰티소품</w:t>
+              <w:t xml:space="preserve">클렌징</w:t>
             </w:r>
           </w:p>
         </w:tc>
@@ -5024,7 +5024,7 @@
                 <w:sz w:val="17"/>
                 <w:szCs w:val="17"/>
               </w:rPr>
-              <w:t xml:space="preserve">7,946</w:t>
+              <w:t xml:space="preserve">6,141</w:t>
             </w:r>
           </w:p>
         </w:tc>
@@ -5047,7 +5047,7 @@
                 <w:sz w:val="17"/>
                 <w:szCs w:val="17"/>
               </w:rPr>
-              <w:t xml:space="preserve">4.8</w:t>
+              <w:t xml:space="preserve">4.82</w:t>
             </w:r>
           </w:p>
         </w:tc>
@@ -5070,7 +5070,7 @@
                 <w:sz w:val="17"/>
                 <w:szCs w:val="17"/>
               </w:rPr>
-              <w:t xml:space="preserve">8,330</w:t>
+              <w:t xml:space="preserve">18,750</w:t>
             </w:r>
           </w:p>
         </w:tc>
@@ -5093,7 +5093,7 @@
                 <w:sz w:val="17"/>
                 <w:szCs w:val="17"/>
               </w:rPr>
-              <w:t xml:space="preserve">12.18</w:t>
+              <w:t xml:space="preserve">20.56</w:t>
             </w:r>
           </w:p>
         </w:tc>
@@ -5116,7 +5116,7 @@
                 <w:sz w:val="17"/>
                 <w:szCs w:val="17"/>
               </w:rPr>
-              <w:t xml:space="preserve">0.53</w:t>
+              <w:t xml:space="preserve">0.82</w:t>
             </w:r>
           </w:p>
         </w:tc>
@@ -5139,7 +5139,7 @@
                 <w:sz w:val="17"/>
                 <w:szCs w:val="17"/>
               </w:rPr>
-              <w:t xml:space="preserve">0.24</w:t>
+              <w:t xml:space="preserve">0.33</w:t>
             </w:r>
           </w:p>
         </w:tc>
@@ -5164,7 +5164,7 @@
                 <w:sz w:val="17"/>
                 <w:szCs w:val="17"/>
               </w:rPr>
-              <w:t xml:space="preserve">바디케어</w:t>
+              <w:t xml:space="preserve">스킨케어</w:t>
             </w:r>
           </w:p>
         </w:tc>
@@ -5187,7 +5187,7 @@
                 <w:sz w:val="17"/>
                 <w:szCs w:val="17"/>
               </w:rPr>
-              <w:t xml:space="preserve">6,379</w:t>
+              <w:t xml:space="preserve">6,011</w:t>
             </w:r>
           </w:p>
         </w:tc>
@@ -5210,7 +5210,7 @@
                 <w:sz w:val="17"/>
                 <w:szCs w:val="17"/>
               </w:rPr>
-              <w:t xml:space="preserve">4.8</w:t>
+              <w:t xml:space="preserve">4.76</w:t>
             </w:r>
           </w:p>
         </w:tc>
@@ -5233,7 +5233,7 @@
                 <w:sz w:val="17"/>
                 <w:szCs w:val="17"/>
               </w:rPr>
-              <w:t xml:space="preserve">15,100</w:t>
+              <w:t xml:space="preserve">26,600</w:t>
             </w:r>
           </w:p>
         </w:tc>
@@ -5256,7 +5256,7 @@
                 <w:sz w:val="17"/>
                 <w:szCs w:val="17"/>
               </w:rPr>
-              <w:t xml:space="preserve">18.84</w:t>
+              <w:t xml:space="preserve">29.14</w:t>
             </w:r>
           </w:p>
         </w:tc>
@@ -5279,7 +5279,7 @@
                 <w:sz w:val="17"/>
                 <w:szCs w:val="17"/>
               </w:rPr>
-              <w:t xml:space="preserve">0.79</w:t>
+              <w:t xml:space="preserve">0.83</w:t>
             </w:r>
           </w:p>
         </w:tc>
@@ -5302,7 +5302,7 @@
                 <w:sz w:val="17"/>
                 <w:szCs w:val="17"/>
               </w:rPr>
-              <w:t xml:space="preserve">0.11</w:t>
+              <w:t xml:space="preserve">0.48</w:t>
             </w:r>
           </w:p>
         </w:tc>
@@ -5327,7 +5327,7 @@
                 <w:sz w:val="17"/>
                 <w:szCs w:val="17"/>
               </w:rPr>
-              <w:t xml:space="preserve">스킨케어</w:t>
+              <w:t xml:space="preserve">헤어케어</w:t>
             </w:r>
           </w:p>
         </w:tc>
@@ -5350,7 +5350,7 @@
                 <w:sz w:val="17"/>
                 <w:szCs w:val="17"/>
               </w:rPr>
-              <w:t xml:space="preserve">6,371</w:t>
+              <w:t xml:space="preserve">5,382</w:t>
             </w:r>
           </w:p>
         </w:tc>
@@ -5373,7 +5373,7 @@
                 <w:sz w:val="17"/>
                 <w:szCs w:val="17"/>
               </w:rPr>
-              <w:t xml:space="preserve">4.82</w:t>
+              <w:t xml:space="preserve">4.79</w:t>
             </w:r>
           </w:p>
         </w:tc>
@@ -5396,7 +5396,7 @@
                 <w:sz w:val="17"/>
                 <w:szCs w:val="17"/>
               </w:rPr>
-              <w:t xml:space="preserve">26,600</w:t>
+              <w:t xml:space="preserve">23,350</w:t>
             </w:r>
           </w:p>
         </w:tc>
@@ -5419,7 +5419,7 @@
                 <w:sz w:val="17"/>
                 <w:szCs w:val="17"/>
               </w:rPr>
-              <w:t xml:space="preserve">28.74</w:t>
+              <w:t xml:space="preserve">21.77</w:t>
             </w:r>
           </w:p>
         </w:tc>
@@ -5442,7 +5442,7 @@
                 <w:sz w:val="17"/>
                 <w:szCs w:val="17"/>
               </w:rPr>
-              <w:t xml:space="preserve">0.85</w:t>
+              <w:t xml:space="preserve">0.88</w:t>
             </w:r>
           </w:p>
         </w:tc>
@@ -5465,7 +5465,7 @@
                 <w:sz w:val="17"/>
                 <w:szCs w:val="17"/>
               </w:rPr>
-              <w:t xml:space="preserve">0.48</w:t>
+              <w:t xml:space="preserve">0.11</w:t>
             </w:r>
           </w:p>
         </w:tc>
@@ -5490,7 +5490,7 @@
                 <w:sz w:val="17"/>
                 <w:szCs w:val="17"/>
               </w:rPr>
-              <w:t xml:space="preserve">구강용품</w:t>
+              <w:t xml:space="preserve">바디케어</w:t>
             </w:r>
           </w:p>
         </w:tc>
@@ -5513,7 +5513,7 @@
                 <w:sz w:val="17"/>
                 <w:szCs w:val="17"/>
               </w:rPr>
-              <w:t xml:space="preserve">5,337</w:t>
+              <w:t xml:space="preserve">4,700</w:t>
             </w:r>
           </w:p>
         </w:tc>
@@ -5536,7 +5536,7 @@
                 <w:sz w:val="17"/>
                 <w:szCs w:val="17"/>
               </w:rPr>
-              <w:t xml:space="preserve">4.77</w:t>
+              <w:t xml:space="preserve">4.82</w:t>
             </w:r>
           </w:p>
         </w:tc>
@@ -5559,7 +5559,7 @@
                 <w:sz w:val="17"/>
                 <w:szCs w:val="17"/>
               </w:rPr>
-              <w:t xml:space="preserve">10,900</w:t>
+              <w:t xml:space="preserve">16,265</w:t>
             </w:r>
           </w:p>
         </w:tc>
@@ -5582,7 +5582,7 @@
                 <w:sz w:val="17"/>
                 <w:szCs w:val="17"/>
               </w:rPr>
-              <w:t xml:space="preserve">17.51</w:t>
+              <w:t xml:space="preserve">20.83</w:t>
             </w:r>
           </w:p>
         </w:tc>
@@ -5605,7 +5605,7 @@
                 <w:sz w:val="17"/>
                 <w:szCs w:val="17"/>
               </w:rPr>
-              <w:t xml:space="preserve">0.82</w:t>
+              <w:t xml:space="preserve">0.86</w:t>
             </w:r>
           </w:p>
         </w:tc>
@@ -5628,7 +5628,7 @@
                 <w:sz w:val="17"/>
                 <w:szCs w:val="17"/>
               </w:rPr>
-              <w:t xml:space="preserve">0.24</w:t>
+              <w:t xml:space="preserve">0.2</w:t>
             </w:r>
           </w:p>
         </w:tc>
@@ -5653,7 +5653,7 @@
                 <w:sz w:val="17"/>
                 <w:szCs w:val="17"/>
               </w:rPr>
-              <w:t xml:space="preserve">헤어케어</w:t>
+              <w:t xml:space="preserve">위생용품</w:t>
             </w:r>
           </w:p>
         </w:tc>
@@ -5676,7 +5676,7 @@
                 <w:sz w:val="17"/>
                 <w:szCs w:val="17"/>
               </w:rPr>
-              <w:t xml:space="preserve">5,105</w:t>
+              <w:t xml:space="preserve">4,536</w:t>
             </w:r>
           </w:p>
         </w:tc>
@@ -5699,7 +5699,7 @@
                 <w:sz w:val="17"/>
                 <w:szCs w:val="17"/>
               </w:rPr>
-              <w:t xml:space="preserve">4.8</w:t>
+              <w:t xml:space="preserve">4.84</w:t>
             </w:r>
           </w:p>
         </w:tc>
@@ -5722,7 +5722,7 @@
                 <w:sz w:val="17"/>
                 <w:szCs w:val="17"/>
               </w:rPr>
-              <w:t xml:space="preserve">20,810</w:t>
+              <w:t xml:space="preserve">8,450</w:t>
             </w:r>
           </w:p>
         </w:tc>
@@ -5745,7 +5745,7 @@
                 <w:sz w:val="17"/>
                 <w:szCs w:val="17"/>
               </w:rPr>
-              <w:t xml:space="preserve">22.67</w:t>
+              <w:t xml:space="preserve">20.85</w:t>
             </w:r>
           </w:p>
         </w:tc>
@@ -5768,7 +5768,7 @@
                 <w:sz w:val="17"/>
                 <w:szCs w:val="17"/>
               </w:rPr>
-              <w:t xml:space="preserve">0.9</w:t>
+              <w:t xml:space="preserve">0.56</w:t>
             </w:r>
           </w:p>
         </w:tc>
@@ -5791,7 +5791,7 @@
                 <w:sz w:val="17"/>
                 <w:szCs w:val="17"/>
               </w:rPr>
-              <w:t xml:space="preserve">0.1</w:t>
+              <w:t xml:space="preserve">0.2</w:t>
             </w:r>
           </w:p>
         </w:tc>
@@ -5816,7 +5816,7 @@
                 <w:sz w:val="17"/>
                 <w:szCs w:val="17"/>
               </w:rPr>
-              <w:t xml:space="preserve">위생용품</w:t>
+              <w:t xml:space="preserve">건강식품</w:t>
             </w:r>
           </w:p>
         </w:tc>
@@ -5839,7 +5839,7 @@
                 <w:sz w:val="17"/>
                 <w:szCs w:val="17"/>
               </w:rPr>
-              <w:t xml:space="preserve">4,663</w:t>
+              <w:t xml:space="preserve">4,210</w:t>
             </w:r>
           </w:p>
         </w:tc>
@@ -5862,7 +5862,7 @@
                 <w:sz w:val="17"/>
                 <w:szCs w:val="17"/>
               </w:rPr>
-              <w:t xml:space="preserve">4.83</w:t>
+              <w:t xml:space="preserve">4.78</w:t>
             </w:r>
           </w:p>
         </w:tc>
@@ -5885,7 +5885,7 @@
                 <w:sz w:val="17"/>
                 <w:szCs w:val="17"/>
               </w:rPr>
-              <w:t xml:space="preserve">8,550</w:t>
+              <w:t xml:space="preserve">17,790</w:t>
             </w:r>
           </w:p>
         </w:tc>
@@ -5908,7 +5908,7 @@
                 <w:sz w:val="17"/>
                 <w:szCs w:val="17"/>
               </w:rPr>
-              <w:t xml:space="preserve">19.68</w:t>
+              <w:t xml:space="preserve">23.69</w:t>
             </w:r>
           </w:p>
         </w:tc>
@@ -5931,7 +5931,7 @@
                 <w:sz w:val="17"/>
                 <w:szCs w:val="17"/>
               </w:rPr>
-              <w:t xml:space="preserve">0.58</w:t>
+              <w:t xml:space="preserve">0.79</w:t>
             </w:r>
           </w:p>
         </w:tc>
@@ -5954,7 +5954,7 @@
                 <w:sz w:val="17"/>
                 <w:szCs w:val="17"/>
               </w:rPr>
-              <w:t xml:space="preserve">0.15</w:t>
+              <w:t xml:space="preserve">0.09</w:t>
             </w:r>
           </w:p>
         </w:tc>
@@ -5979,7 +5979,7 @@
                 <w:sz w:val="17"/>
                 <w:szCs w:val="17"/>
               </w:rPr>
-              <w:t xml:space="preserve">푸드</w:t>
+              <w:t xml:space="preserve">더모 코스메틱</w:t>
             </w:r>
           </w:p>
         </w:tc>
@@ -6002,7 +6002,7 @@
                 <w:sz w:val="17"/>
                 <w:szCs w:val="17"/>
               </w:rPr>
-              <w:t xml:space="preserve">4,560</w:t>
+              <w:t xml:space="preserve">3,334</w:t>
             </w:r>
           </w:p>
         </w:tc>
@@ -6025,7 +6025,7 @@
                 <w:sz w:val="17"/>
                 <w:szCs w:val="17"/>
               </w:rPr>
-              <w:t xml:space="preserve">4.82</w:t>
+              <w:t xml:space="preserve">4.81</w:t>
             </w:r>
           </w:p>
         </w:tc>
@@ -6048,7 +6048,7 @@
                 <w:sz w:val="17"/>
                 <w:szCs w:val="17"/>
               </w:rPr>
-              <w:t xml:space="preserve">5,300</w:t>
+              <w:t xml:space="preserve">29,555</w:t>
             </w:r>
           </w:p>
         </w:tc>
@@ -6071,7 +6071,7 @@
                 <w:sz w:val="17"/>
                 <w:szCs w:val="17"/>
               </w:rPr>
-              <w:t xml:space="preserve">14.29</w:t>
+              <w:t xml:space="preserve">22.22</w:t>
             </w:r>
           </w:p>
         </w:tc>
@@ -6094,7 +6094,7 @@
                 <w:sz w:val="17"/>
                 <w:szCs w:val="17"/>
               </w:rPr>
-              <w:t xml:space="preserve">0.45</w:t>
+              <w:t xml:space="preserve">0.84</w:t>
             </w:r>
           </w:p>
         </w:tc>
@@ -6117,7 +6117,7 @@
                 <w:sz w:val="17"/>
                 <w:szCs w:val="17"/>
               </w:rPr>
-              <w:t xml:space="preserve">0.04</w:t>
+              <w:t xml:space="preserve">0.38</w:t>
             </w:r>
           </w:p>
         </w:tc>
@@ -6142,7 +6142,7 @@
                 <w:sz w:val="17"/>
                 <w:szCs w:val="17"/>
               </w:rPr>
-              <w:t xml:space="preserve">더모 코스메틱</w:t>
+              <w:t xml:space="preserve">선케어</w:t>
             </w:r>
           </w:p>
         </w:tc>
@@ -6165,7 +6165,7 @@
                 <w:sz w:val="17"/>
                 <w:szCs w:val="17"/>
               </w:rPr>
-              <w:t xml:space="preserve">4,304</w:t>
+              <w:t xml:space="preserve">3,322</w:t>
             </w:r>
           </w:p>
         </w:tc>
@@ -6188,7 +6188,7 @@
                 <w:sz w:val="17"/>
                 <w:szCs w:val="17"/>
               </w:rPr>
-              <w:t xml:space="preserve">4.82</w:t>
+              <w:t xml:space="preserve">4.79</w:t>
             </w:r>
           </w:p>
         </w:tc>
@@ -6211,7 +6211,7 @@
                 <w:sz w:val="17"/>
                 <w:szCs w:val="17"/>
               </w:rPr>
-              <w:t xml:space="preserve">26,700</w:t>
+              <w:t xml:space="preserve">19,450</w:t>
             </w:r>
           </w:p>
         </w:tc>
@@ -6234,7 +6234,7 @@
                 <w:sz w:val="17"/>
                 <w:szCs w:val="17"/>
               </w:rPr>
-              <w:t xml:space="preserve">22.64</w:t>
+              <w:t xml:space="preserve">26.3</w:t>
             </w:r>
           </w:p>
         </w:tc>
@@ -6257,7 +6257,7 @@
                 <w:sz w:val="17"/>
                 <w:szCs w:val="17"/>
               </w:rPr>
-              <w:t xml:space="preserve">0.83</w:t>
+              <w:t xml:space="preserve">0.92</w:t>
             </w:r>
           </w:p>
         </w:tc>
@@ -6280,7 +6280,7 @@
                 <w:sz w:val="17"/>
                 <w:szCs w:val="17"/>
               </w:rPr>
-              <w:t xml:space="preserve">0.42</w:t>
+              <w:t xml:space="preserve">0.28</w:t>
             </w:r>
           </w:p>
         </w:tc>
@@ -6305,7 +6305,7 @@
                 <w:sz w:val="17"/>
                 <w:szCs w:val="17"/>
               </w:rPr>
-              <w:t xml:space="preserve">건강식품</w:t>
+              <w:t xml:space="preserve">구강용품</w:t>
             </w:r>
           </w:p>
         </w:tc>
@@ -6328,7 +6328,7 @@
                 <w:sz w:val="17"/>
                 <w:szCs w:val="17"/>
               </w:rPr>
-              <w:t xml:space="preserve">4,006</w:t>
+              <w:t xml:space="preserve">3,317</w:t>
             </w:r>
           </w:p>
         </w:tc>
@@ -6351,7 +6351,7 @@
                 <w:sz w:val="17"/>
                 <w:szCs w:val="17"/>
               </w:rPr>
-              <w:t xml:space="preserve">4.83</w:t>
+              <w:t xml:space="preserve">4.78</w:t>
             </w:r>
           </w:p>
         </w:tc>
@@ -6374,7 +6374,7 @@
                 <w:sz w:val="17"/>
                 <w:szCs w:val="17"/>
               </w:rPr>
-              <w:t xml:space="preserve">20,700</w:t>
+              <w:t xml:space="preserve">9,940</w:t>
             </w:r>
           </w:p>
         </w:tc>
@@ -6397,7 +6397,7 @@
                 <w:sz w:val="17"/>
                 <w:szCs w:val="17"/>
               </w:rPr>
-              <w:t xml:space="preserve">23.07</w:t>
+              <w:t xml:space="preserve">17.64</w:t>
             </w:r>
           </w:p>
         </w:tc>
@@ -6420,7 +6420,7 @@
                 <w:sz w:val="17"/>
                 <w:szCs w:val="17"/>
               </w:rPr>
-              <w:t xml:space="preserve">0.78</w:t>
+              <w:t xml:space="preserve">0.86</w:t>
             </w:r>
           </w:p>
         </w:tc>
@@ -6443,7 +6443,7 @@
                 <w:sz w:val="17"/>
                 <w:szCs w:val="17"/>
               </w:rPr>
-              <w:t xml:space="preserve">0.1</w:t>
+              <w:t xml:space="preserve">0.22</w:t>
             </w:r>
           </w:p>
         </w:tc>
@@ -6468,7 +6468,7 @@
                 <w:sz w:val="17"/>
                 <w:szCs w:val="17"/>
               </w:rPr>
-              <w:t xml:space="preserve">선케어</w:t>
+              <w:t xml:space="preserve">푸드</w:t>
             </w:r>
           </w:p>
         </w:tc>
@@ -6491,7 +6491,7 @@
                 <w:sz w:val="17"/>
                 <w:szCs w:val="17"/>
               </w:rPr>
-              <w:t xml:space="preserve">3,775</w:t>
+              <w:t xml:space="preserve">2,733</w:t>
             </w:r>
           </w:p>
         </w:tc>
@@ -6514,7 +6514,7 @@
                 <w:sz w:val="17"/>
                 <w:szCs w:val="17"/>
               </w:rPr>
-              <w:t xml:space="preserve">4.77</w:t>
+              <w:t xml:space="preserve">4.71</w:t>
             </w:r>
           </w:p>
         </w:tc>
@@ -6537,7 +6537,7 @@
                 <w:sz w:val="17"/>
                 <w:szCs w:val="17"/>
               </w:rPr>
-              <w:t xml:space="preserve">20,430</w:t>
+              <w:t xml:space="preserve">4,950</w:t>
             </w:r>
           </w:p>
         </w:tc>
@@ -6560,7 +6560,7 @@
                 <w:sz w:val="17"/>
                 <w:szCs w:val="17"/>
               </w:rPr>
-              <w:t xml:space="preserve">23.99</w:t>
+              <w:t xml:space="preserve">13.45</w:t>
             </w:r>
           </w:p>
         </w:tc>
@@ -6583,7 +6583,7 @@
                 <w:sz w:val="17"/>
                 <w:szCs w:val="17"/>
               </w:rPr>
-              <w:t xml:space="preserve">0.97</w:t>
+              <w:t xml:space="preserve">0.44</w:t>
             </w:r>
           </w:p>
         </w:tc>
@@ -6606,7 +6606,7 @@
                 <w:sz w:val="17"/>
                 <w:szCs w:val="17"/>
               </w:rPr>
-              <w:t xml:space="preserve">0.36</w:t>
+              <w:t xml:space="preserve">0.04</w:t>
             </w:r>
           </w:p>
         </w:tc>
@@ -6654,7 +6654,7 @@
                 <w:sz w:val="17"/>
                 <w:szCs w:val="17"/>
               </w:rPr>
-              <w:t xml:space="preserve">2,304</w:t>
+              <w:t xml:space="preserve">1,455</w:t>
             </w:r>
           </w:p>
         </w:tc>
@@ -6677,7 +6677,7 @@
                 <w:sz w:val="17"/>
                 <w:szCs w:val="17"/>
               </w:rPr>
-              <w:t xml:space="preserve">4.7</w:t>
+              <w:t xml:space="preserve">4.77</w:t>
             </w:r>
           </w:p>
         </w:tc>
@@ -6700,7 +6700,7 @@
                 <w:sz w:val="17"/>
                 <w:szCs w:val="17"/>
               </w:rPr>
-              <w:t xml:space="preserve">15,330</w:t>
+              <w:t xml:space="preserve">14,900</w:t>
             </w:r>
           </w:p>
         </w:tc>
@@ -6723,7 +6723,7 @@
                 <w:sz w:val="17"/>
                 <w:szCs w:val="17"/>
               </w:rPr>
-              <w:t xml:space="preserve">14.24</w:t>
+              <w:t xml:space="preserve">13.72</w:t>
             </w:r>
           </w:p>
         </w:tc>
@@ -6746,7 +6746,7 @@
                 <w:sz w:val="17"/>
                 <w:szCs w:val="17"/>
               </w:rPr>
-              <w:t xml:space="preserve">0.72</w:t>
+              <w:t xml:space="preserve">0.73</w:t>
             </w:r>
           </w:p>
         </w:tc>
@@ -6769,7 +6769,7 @@
                 <w:sz w:val="17"/>
                 <w:szCs w:val="17"/>
               </w:rPr>
-              <w:t xml:space="preserve">0.04</w:t>
+              <w:t xml:space="preserve">0.02</w:t>
             </w:r>
           </w:p>
         </w:tc>
@@ -6817,7 +6817,7 @@
                 <w:sz w:val="17"/>
                 <w:szCs w:val="17"/>
               </w:rPr>
-              <w:t xml:space="preserve">1,407</w:t>
+              <w:t xml:space="preserve">1,140</w:t>
             </w:r>
           </w:p>
         </w:tc>
@@ -6840,7 +6840,7 @@
                 <w:sz w:val="17"/>
                 <w:szCs w:val="17"/>
               </w:rPr>
-              <w:t xml:space="preserve">4.85</w:t>
+              <w:t xml:space="preserve">4.83</w:t>
             </w:r>
           </w:p>
         </w:tc>
@@ -6863,7 +6863,7 @@
                 <w:sz w:val="17"/>
                 <w:szCs w:val="17"/>
               </w:rPr>
-              <w:t xml:space="preserve">19,900</w:t>
+              <w:t xml:space="preserve">22,450</w:t>
             </w:r>
           </w:p>
         </w:tc>
@@ -6886,7 +6886,7 @@
                 <w:sz w:val="17"/>
                 <w:szCs w:val="17"/>
               </w:rPr>
-              <w:t xml:space="preserve">20.07</w:t>
+              <w:t xml:space="preserve">20.71</w:t>
             </w:r>
           </w:p>
         </w:tc>
@@ -6909,7 +6909,7 @@
                 <w:sz w:val="17"/>
                 <w:szCs w:val="17"/>
               </w:rPr>
-              <w:t xml:space="preserve">0.75</w:t>
+              <w:t xml:space="preserve">0.79</w:t>
             </w:r>
           </w:p>
         </w:tc>
@@ -6932,7 +6932,7 @@
                 <w:sz w:val="17"/>
                 <w:szCs w:val="17"/>
               </w:rPr>
-              <w:t xml:space="preserve">0.27</w:t>
+              <w:t xml:space="preserve">0.24</w:t>
             </w:r>
           </w:p>
         </w:tc>
@@ -6957,7 +6957,7 @@
                 <w:sz w:val="17"/>
                 <w:szCs w:val="17"/>
               </w:rPr>
-              <w:t xml:space="preserve">향수/디퓨저</w:t>
+              <w:t xml:space="preserve">네일</w:t>
             </w:r>
           </w:p>
         </w:tc>
@@ -6980,7 +6980,7 @@
                 <w:sz w:val="17"/>
                 <w:szCs w:val="17"/>
               </w:rPr>
-              <w:t xml:space="preserve">1,240</w:t>
+              <w:t xml:space="preserve">901</w:t>
             </w:r>
           </w:p>
         </w:tc>
@@ -7003,7 +7003,7 @@
                 <w:sz w:val="17"/>
                 <w:szCs w:val="17"/>
               </w:rPr>
-              <w:t xml:space="preserve">4.76</w:t>
+              <w:t xml:space="preserve">4.63</w:t>
             </w:r>
           </w:p>
         </w:tc>
@@ -7026,7 +7026,7 @@
                 <w:sz w:val="17"/>
                 <w:szCs w:val="17"/>
               </w:rPr>
-              <w:t xml:space="preserve">37,300</w:t>
+              <w:t xml:space="preserve">10,850</w:t>
             </w:r>
           </w:p>
         </w:tc>
@@ -7049,7 +7049,7 @@
                 <w:sz w:val="17"/>
                 <w:szCs w:val="17"/>
               </w:rPr>
-              <w:t xml:space="preserve">21.47</w:t>
+              <w:t xml:space="preserve">11.08</w:t>
             </w:r>
           </w:p>
         </w:tc>
@@ -7072,7 +7072,7 @@
                 <w:sz w:val="17"/>
                 <w:szCs w:val="17"/>
               </w:rPr>
-              <w:t xml:space="preserve">0.83</w:t>
+              <w:t xml:space="preserve">0.63</w:t>
             </w:r>
           </w:p>
         </w:tc>
@@ -7095,7 +7095,7 @@
                 <w:sz w:val="17"/>
                 <w:szCs w:val="17"/>
               </w:rPr>
-              <w:t xml:space="preserve">0.28</w:t>
+              <w:t xml:space="preserve">0.16</w:t>
             </w:r>
           </w:p>
         </w:tc>
@@ -7120,7 +7120,7 @@
                 <w:sz w:val="17"/>
                 <w:szCs w:val="17"/>
               </w:rPr>
-              <w:t xml:space="preserve">네일</w:t>
+              <w:t xml:space="preserve">향수/디퓨저</w:t>
             </w:r>
           </w:p>
         </w:tc>
@@ -7143,7 +7143,7 @@
                 <w:sz w:val="17"/>
                 <w:szCs w:val="17"/>
               </w:rPr>
-              <w:t xml:space="preserve">838</w:t>
+              <w:t xml:space="preserve">685</w:t>
             </w:r>
           </w:p>
         </w:tc>
@@ -7166,7 +7166,7 @@
                 <w:sz w:val="17"/>
                 <w:szCs w:val="17"/>
               </w:rPr>
-              <w:t xml:space="preserve">4.68</w:t>
+              <w:t xml:space="preserve">4.66</w:t>
             </w:r>
           </w:p>
         </w:tc>
@@ -7189,7 +7189,7 @@
                 <w:sz w:val="17"/>
                 <w:szCs w:val="17"/>
               </w:rPr>
-              <w:t xml:space="preserve">10,625</w:t>
+              <w:t xml:space="preserve">34,200</w:t>
             </w:r>
           </w:p>
         </w:tc>
@@ -7212,7 +7212,7 @@
                 <w:sz w:val="17"/>
                 <w:szCs w:val="17"/>
               </w:rPr>
-              <w:t xml:space="preserve">10.61</w:t>
+              <w:t xml:space="preserve">18.0</w:t>
             </w:r>
           </w:p>
         </w:tc>
@@ -7235,7 +7235,7 @@
                 <w:sz w:val="17"/>
                 <w:szCs w:val="17"/>
               </w:rPr>
-              <w:t xml:space="preserve">0.61</w:t>
+              <w:t xml:space="preserve">0.81</w:t>
             </w:r>
           </w:p>
         </w:tc>
@@ -7258,7 +7258,7 @@
                 <w:sz w:val="17"/>
                 <w:szCs w:val="17"/>
               </w:rPr>
-              <w:t xml:space="preserve">0.16</w:t>
+              <w:t xml:space="preserve">0.26</w:t>
             </w:r>
           </w:p>
         </w:tc>
@@ -7306,7 +7306,7 @@
                 <w:sz w:val="17"/>
                 <w:szCs w:val="17"/>
               </w:rPr>
-              <w:t xml:space="preserve">77</w:t>
+              <w:t xml:space="preserve">167</w:t>
             </w:r>
           </w:p>
         </w:tc>
@@ -7352,7 +7352,7 @@
                 <w:sz w:val="17"/>
                 <w:szCs w:val="17"/>
               </w:rPr>
-              <w:t xml:space="preserve">19,550</w:t>
+              <w:t xml:space="preserve">19,400</w:t>
             </w:r>
           </w:p>
         </w:tc>
@@ -7375,7 +7375,7 @@
                 <w:sz w:val="17"/>
                 <w:szCs w:val="17"/>
               </w:rPr>
-              <w:t xml:space="preserve">11.23</w:t>
+              <w:t xml:space="preserve">14.91</w:t>
             </w:r>
           </w:p>
         </w:tc>
@@ -7398,7 +7398,7 @@
                 <w:sz w:val="17"/>
                 <w:szCs w:val="17"/>
               </w:rPr>
-              <w:t xml:space="preserve">0.38</w:t>
+              <w:t xml:space="preserve">0.45</w:t>
             </w:r>
           </w:p>
         </w:tc>
@@ -7469,7 +7469,7 @@
                 <w:sz w:val="17"/>
                 <w:szCs w:val="17"/>
               </w:rPr>
-              <w:t xml:space="preserve">18</w:t>
+              <w:t xml:space="preserve">30</w:t>
             </w:r>
           </w:p>
         </w:tc>
@@ -7492,7 +7492,7 @@
                 <w:sz w:val="17"/>
                 <w:szCs w:val="17"/>
               </w:rPr>
-              <w:t xml:space="preserve">4.17</w:t>
+              <w:t xml:space="preserve">4.01</w:t>
             </w:r>
           </w:p>
         </w:tc>
@@ -7515,7 +7515,7 @@
                 <w:sz w:val="17"/>
                 <w:szCs w:val="17"/>
               </w:rPr>
-              <w:t xml:space="preserve">16,180</w:t>
+              <w:t xml:space="preserve">29,750</w:t>
             </w:r>
           </w:p>
         </w:tc>
@@ -7538,7 +7538,7 @@
                 <w:sz w:val="17"/>
                 <w:szCs w:val="17"/>
               </w:rPr>
-              <w:t xml:space="preserve">16.37</w:t>
+              <w:t xml:space="preserve">17.83</w:t>
             </w:r>
           </w:p>
         </w:tc>
@@ -7561,7 +7561,7 @@
                 <w:sz w:val="17"/>
                 <w:szCs w:val="17"/>
               </w:rPr>
-              <w:t xml:space="preserve">0.24</w:t>
+              <w:t xml:space="preserve">0.29</w:t>
             </w:r>
           </w:p>
         </w:tc>
@@ -7632,7 +7632,7 @@
                 <w:sz w:val="17"/>
                 <w:szCs w:val="17"/>
               </w:rPr>
-              <w:t xml:space="preserve">1</w:t>
+              <w:t xml:space="preserve">12</w:t>
             </w:r>
           </w:p>
         </w:tc>
@@ -7655,7 +7655,7 @@
                 <w:sz w:val="17"/>
                 <w:szCs w:val="17"/>
               </w:rPr>
-              <w:t xml:space="preserve">3.25</w:t>
+              <w:t xml:space="preserve">3.97</w:t>
             </w:r>
           </w:p>
         </w:tc>
@@ -7678,7 +7678,7 @@
                 <w:sz w:val="17"/>
                 <w:szCs w:val="17"/>
               </w:rPr>
-              <w:t xml:space="preserve">31,500</w:t>
+              <w:t xml:space="preserve">26,900</w:t>
             </w:r>
           </w:p>
         </w:tc>
@@ -7701,7 +7701,7 @@
                 <w:sz w:val="17"/>
                 <w:szCs w:val="17"/>
               </w:rPr>
-              <w:t xml:space="preserve">9.52</w:t>
+              <w:t xml:space="preserve">8.52</w:t>
             </w:r>
           </w:p>
         </w:tc>
@@ -7724,7 +7724,7 @@
                 <w:sz w:val="17"/>
                 <w:szCs w:val="17"/>
               </w:rPr>
-              <w:t xml:space="preserve">0.16</w:t>
+              <w:t xml:space="preserve">0.18</w:t>
             </w:r>
           </w:p>
         </w:tc>
@@ -7772,7 +7772,7 @@
           <w:sz w:val="17"/>
           <w:szCs w:val="17"/>
         </w:rPr>
-        <w:t xml:space="preserve">표 9. 카테고리별 기초 통계 (8/3, 카테고리당 TOP100 기준)</w:t>
+        <w:t xml:space="preserve">표 9. 카테고리별 기초 통계 (8/9, 카테고리당 TOP100 기준)</w:t>
       </w:r>
     </w:p>
     <w:p>
@@ -7803,7 +7803,7 @@
           <w:sz w:val="20"/>
           <w:szCs w:val="20"/>
         </w:rPr>
-        <w:t xml:space="preserve">12일 중 10일 이상 등장한 브랜드는 전체 227개 중 30개(13%)에 불과하나 이들이 슬롯의 46%를 차지한다(반대로 125개 브랜드는 1~2일 등장 후 사라진다). 상시 브랜드 30개는 전원이 단일 카테고리 전문 브랜드 였으며(그림 6), 생존 방식은 두 전형으로 갈린다. 메디힐(상품 10개·79슬롯)·아누아(10개)처럼 여러 상품을 회전시키는 포트폴리오형 과, 구달·바이오던스·스킨푸드처럼 단일 상품으로 전 기간 체류하는 히어로 상품형 이다. 인지도 경로도 이원화되어 있다 — 홀리카홀리카(중위 리뷰 19.8만)·스킨푸드(10.3만)의 리뷰 자산형과, 셀리맥스(중위 리뷰 1,362건)처럼 리뷰 자산 없이 높은 할인·신제품 회전으로 체류하는 신흥형이 공존한다. 상시 브랜드 상품명에는 "1위·올영픽·1+1·단독기획·연예인 PICK" 류 클레임이 사실상 표준으로 부착되어 있다.</w:t>
+        <w:t xml:space="preserve">16일 중 13일 이상 등장한 브랜드는 전체 252개 중 31개(12%)에 불과하나 이들이 슬롯의 48%를 차지한다(반대로 138개 브랜드는 1~2일 등장 후 사라진다). 상시 브랜드는 각자 하나의 주력 카테고리에 전문화 되어 있으며(그림 6), 생존 방식은 두 전형으로 갈린다. 메디힐(상품 10개·107슬롯)·아누아(11개)처럼 여러 상품을 회전시키는 포트폴리오형 과, 단일 상품으로 전 기간 체류하는 히어로 상품형 이다. 인지도 경로도 이원화되어 있다 — 딜라이트 프로젝트(중위 리뷰 14.7만)·홀리카홀리카 같은 리뷰 자산형과, 리뷰 자산 없이 높은 할인·신제품 회전으로 체류하는 신흥형(아누아 평균 할인율 52%)이 공존한다. 상시 브랜드 상품명에는 "1위·올영픽·1+1·단독기획·연예인 PICK" 류 클레임이 사실상 표준으로 부착되어 있다.</w:t>
       </w:r>
     </w:p>
     <w:p>
@@ -7814,7 +7814,7 @@
       <w:r>
         <w:drawing>
           <wp:inline distT="0" distB="0" distL="0" distR="0">
-            <wp:extent cx="5715000" cy="1971675"/>
+            <wp:extent cx="5715000" cy="2314575"/>
             <wp:effectExtent t="0" r="0" b="0" l="0"/>
             <wp:docPr id="1" name="" descr="" title=""/>
             <wp:cNvGraphicFramePr>
@@ -7839,7 +7839,7 @@
                   <pic:spPr bwMode="auto">
                     <a:xfrm>
                       <a:off x="0" y="0"/>
-                      <a:ext cx="5715000" cy="1971675"/>
+                      <a:ext cx="5715000" cy="2314575"/>
                     </a:xfrm>
                     <a:prstGeom prst="rect">
                       <a:avLst/>
@@ -7866,7 +7866,7 @@
           <w:sz w:val="17"/>
           <w:szCs w:val="17"/>
         </w:rPr>
-        <w:t xml:space="preserve">그림 6. 상시 랭커 브랜드 30개의 주력 카테고리</w:t>
+        <w:t xml:space="preserve">그림 6. 상시 랭커 브랜드 31개의 주력 카테고리</w:t>
       </w:r>
     </w:p>
     <w:p>
@@ -7929,7 +7929,7 @@
           <w:sz w:val="17"/>
           <w:szCs w:val="17"/>
         </w:rPr>
-        <w:t xml:space="preserve">그림 10. 브랜드별 TOP100 점유 (상품×일 슬롯, 12일 누적)</w:t>
+        <w:t xml:space="preserve">그림 10. 브랜드별 TOP100 점유 (상품×일 슬롯, 16일 누적)</w:t>
       </w:r>
     </w:p>
     <w:p>
@@ -7960,7 +7960,7 @@
           <w:sz w:val="20"/>
           <w:szCs w:val="20"/>
         </w:rPr>
-        <w:t xml:space="preserve">아래 표는 등장일수 10일 이상 브랜드를 슬롯 수 기준으로 정렬한 것이다. 전체 30개는 하단에서 펼쳐볼 수 있다.</w:t>
+        <w:t xml:space="preserve">아래 표는 등장일수 13일 이상 브랜드를 슬롯 수 기준으로 정렬한 것이다. 전체 31개는 하단에서 펼쳐볼 수 있다.</w:t>
       </w:r>
     </w:p>
     <w:tbl>
@@ -8058,7 +8058,7 @@
                 <w:sz w:val="17"/>
                 <w:szCs w:val="17"/>
               </w:rPr>
-              <w:t xml:space="preserve">등장일(/12)</w:t>
+              <w:t xml:space="preserve">등장일(/16)</w:t>
             </w:r>
           </w:p>
         </w:tc>
@@ -8273,7 +8273,7 @@
                 <w:sz w:val="17"/>
                 <w:szCs w:val="17"/>
               </w:rPr>
-              <w:t xml:space="preserve">12</w:t>
+              <w:t xml:space="preserve">16</w:t>
             </w:r>
           </w:p>
         </w:tc>
@@ -8296,7 +8296,7 @@
                 <w:sz w:val="17"/>
                 <w:szCs w:val="17"/>
               </w:rPr>
-              <w:t xml:space="preserve">79</w:t>
+              <w:t xml:space="preserve">107</w:t>
             </w:r>
           </w:p>
         </w:tc>
@@ -8342,7 +8342,7 @@
                 <w:sz w:val="17"/>
                 <w:szCs w:val="17"/>
               </w:rPr>
-              <w:t xml:space="preserve">42.5</w:t>
+              <w:t xml:space="preserve">40.1</w:t>
             </w:r>
           </w:p>
         </w:tc>
@@ -8388,7 +8388,7 @@
                 <w:sz w:val="17"/>
                 <w:szCs w:val="17"/>
               </w:rPr>
-              <w:t xml:space="preserve">76,818</w:t>
+              <w:t xml:space="preserve">48,284</w:t>
             </w:r>
           </w:p>
         </w:tc>
@@ -8411,7 +8411,7 @@
                 <w:sz w:val="17"/>
                 <w:szCs w:val="17"/>
               </w:rPr>
-              <w:t xml:space="preserve">37.9</w:t>
+              <w:t xml:space="preserve">38.3</w:t>
             </w:r>
           </w:p>
         </w:tc>
@@ -8459,7 +8459,7 @@
                 <w:sz w:val="17"/>
                 <w:szCs w:val="17"/>
               </w:rPr>
-              <w:t xml:space="preserve">스킨케어</w:t>
+              <w:t xml:space="preserve">더모 코스메틱</w:t>
             </w:r>
           </w:p>
         </w:tc>
@@ -8482,7 +8482,7 @@
                 <w:sz w:val="17"/>
                 <w:szCs w:val="17"/>
               </w:rPr>
-              <w:t xml:space="preserve">12</w:t>
+              <w:t xml:space="preserve">16</w:t>
             </w:r>
           </w:p>
         </w:tc>
@@ -8505,7 +8505,7 @@
                 <w:sz w:val="17"/>
                 <w:szCs w:val="17"/>
               </w:rPr>
-              <w:t xml:space="preserve">34</w:t>
+              <w:t xml:space="preserve">43</w:t>
             </w:r>
           </w:p>
         </w:tc>
@@ -8551,7 +8551,7 @@
                 <w:sz w:val="17"/>
                 <w:szCs w:val="17"/>
               </w:rPr>
-              <w:t xml:space="preserve">52.1</w:t>
+              <w:t xml:space="preserve">50.3</w:t>
             </w:r>
           </w:p>
         </w:tc>
@@ -8574,7 +8574,7 @@
                 <w:sz w:val="17"/>
                 <w:szCs w:val="17"/>
               </w:rPr>
-              <w:t xml:space="preserve">9</w:t>
+              <w:t xml:space="preserve">6</w:t>
             </w:r>
           </w:p>
         </w:tc>
@@ -8597,7 +8597,7 @@
                 <w:sz w:val="17"/>
                 <w:szCs w:val="17"/>
               </w:rPr>
-              <w:t xml:space="preserve">12,300</w:t>
+              <w:t xml:space="preserve">12,358</w:t>
             </w:r>
           </w:p>
         </w:tc>
@@ -8620,7 +8620,7 @@
                 <w:sz w:val="17"/>
                 <w:szCs w:val="17"/>
               </w:rPr>
-              <w:t xml:space="preserve">21.4</w:t>
+              <w:t xml:space="preserve">21.8</w:t>
             </w:r>
           </w:p>
         </w:tc>
@@ -8645,7 +8645,7 @@
                 <w:sz w:val="17"/>
                 <w:szCs w:val="17"/>
               </w:rPr>
-              <w:t xml:space="preserve">브링그린</w:t>
+              <w:t xml:space="preserve">아누아</w:t>
             </w:r>
           </w:p>
         </w:tc>
@@ -8691,7 +8691,7 @@
                 <w:sz w:val="17"/>
                 <w:szCs w:val="17"/>
               </w:rPr>
-              <w:t xml:space="preserve">12</w:t>
+              <w:t xml:space="preserve">13</w:t>
             </w:r>
           </w:p>
         </w:tc>
@@ -8714,7 +8714,7 @@
                 <w:sz w:val="17"/>
                 <w:szCs w:val="17"/>
               </w:rPr>
-              <w:t xml:space="preserve">27</w:t>
+              <w:t xml:space="preserve">38</w:t>
             </w:r>
           </w:p>
         </w:tc>
@@ -8737,7 +8737,7 @@
                 <w:sz w:val="17"/>
                 <w:szCs w:val="17"/>
               </w:rPr>
-              <w:t xml:space="preserve">6</w:t>
+              <w:t xml:space="preserve">11</w:t>
             </w:r>
           </w:p>
         </w:tc>
@@ -8760,7 +8760,7 @@
                 <w:sz w:val="17"/>
                 <w:szCs w:val="17"/>
               </w:rPr>
-              <w:t xml:space="preserve">41.3</w:t>
+              <w:t xml:space="preserve">49.3</w:t>
             </w:r>
           </w:p>
         </w:tc>
@@ -8783,7 +8783,7 @@
                 <w:sz w:val="17"/>
                 <w:szCs w:val="17"/>
               </w:rPr>
-              <w:t xml:space="preserve">3</w:t>
+              <w:t xml:space="preserve">2</w:t>
             </w:r>
           </w:p>
         </w:tc>
@@ -8806,7 +8806,7 @@
                 <w:sz w:val="17"/>
                 <w:szCs w:val="17"/>
               </w:rPr>
-              <w:t xml:space="preserve">22,129</w:t>
+              <w:t xml:space="preserve">8,529</w:t>
             </w:r>
           </w:p>
         </w:tc>
@@ -8829,7 +8829,7 @@
                 <w:sz w:val="17"/>
                 <w:szCs w:val="17"/>
               </w:rPr>
-              <w:t xml:space="preserve">38.9</w:t>
+              <w:t xml:space="preserve">51.9</w:t>
             </w:r>
           </w:p>
         </w:tc>
@@ -8854,7 +8854,7 @@
                 <w:sz w:val="17"/>
                 <w:szCs w:val="17"/>
               </w:rPr>
-              <w:t xml:space="preserve">아누아</w:t>
+              <w:t xml:space="preserve">바닐라코</w:t>
             </w:r>
           </w:p>
         </w:tc>
@@ -8877,7 +8877,7 @@
                 <w:sz w:val="17"/>
                 <w:szCs w:val="17"/>
               </w:rPr>
-              <w:t xml:space="preserve">스킨케어</w:t>
+              <w:t xml:space="preserve">메이크업</w:t>
             </w:r>
           </w:p>
         </w:tc>
@@ -8900,7 +8900,7 @@
                 <w:sz w:val="17"/>
                 <w:szCs w:val="17"/>
               </w:rPr>
-              <w:t xml:space="preserve">10</w:t>
+              <w:t xml:space="preserve">16</w:t>
             </w:r>
           </w:p>
         </w:tc>
@@ -8923,7 +8923,7 @@
                 <w:sz w:val="17"/>
                 <w:szCs w:val="17"/>
               </w:rPr>
-              <w:t xml:space="preserve">27</w:t>
+              <w:t xml:space="preserve">37</w:t>
             </w:r>
           </w:p>
         </w:tc>
@@ -8946,7 +8946,7 @@
                 <w:sz w:val="17"/>
                 <w:szCs w:val="17"/>
               </w:rPr>
-              <w:t xml:space="preserve">10</w:t>
+              <w:t xml:space="preserve">5</w:t>
             </w:r>
           </w:p>
         </w:tc>
@@ -8969,7 +8969,7 @@
                 <w:sz w:val="17"/>
                 <w:szCs w:val="17"/>
               </w:rPr>
-              <w:t xml:space="preserve">46.4</w:t>
+              <w:t xml:space="preserve">47.9</w:t>
             </w:r>
           </w:p>
         </w:tc>
@@ -8992,7 +8992,7 @@
                 <w:sz w:val="17"/>
                 <w:szCs w:val="17"/>
               </w:rPr>
-              <w:t xml:space="preserve">2</w:t>
+              <w:t xml:space="preserve">8</w:t>
             </w:r>
           </w:p>
         </w:tc>
@@ -9015,7 +9015,7 @@
                 <w:sz w:val="17"/>
                 <w:szCs w:val="17"/>
               </w:rPr>
-              <w:t xml:space="preserve">8,451</w:t>
+              <w:t xml:space="preserve">4,222</w:t>
             </w:r>
           </w:p>
         </w:tc>
@@ -9038,7 +9038,7 @@
                 <w:sz w:val="17"/>
                 <w:szCs w:val="17"/>
               </w:rPr>
-              <w:t xml:space="preserve">51.2</w:t>
+              <w:t xml:space="preserve">17.3</w:t>
             </w:r>
           </w:p>
         </w:tc>
@@ -9063,7 +9063,7 @@
                 <w:sz w:val="17"/>
                 <w:szCs w:val="17"/>
               </w:rPr>
-              <w:t xml:space="preserve">바닐라코</w:t>
+              <w:t xml:space="preserve">딜라이트 프로젝트</w:t>
             </w:r>
           </w:p>
         </w:tc>
@@ -9086,7 +9086,7 @@
                 <w:sz w:val="17"/>
                 <w:szCs w:val="17"/>
               </w:rPr>
-              <w:t xml:space="preserve">메이크업</w:t>
+              <w:t xml:space="preserve">푸드</w:t>
             </w:r>
           </w:p>
         </w:tc>
@@ -9109,7 +9109,7 @@
                 <w:sz w:val="17"/>
                 <w:szCs w:val="17"/>
               </w:rPr>
-              <w:t xml:space="preserve">12</w:t>
+              <w:t xml:space="preserve">16</w:t>
             </w:r>
           </w:p>
         </w:tc>
@@ -9132,7 +9132,7 @@
                 <w:sz w:val="17"/>
                 <w:szCs w:val="17"/>
               </w:rPr>
-              <w:t xml:space="preserve">26</w:t>
+              <w:t xml:space="preserve">34</w:t>
             </w:r>
           </w:p>
         </w:tc>
@@ -9155,7 +9155,7 @@
                 <w:sz w:val="17"/>
                 <w:szCs w:val="17"/>
               </w:rPr>
-              <w:t xml:space="preserve">3</w:t>
+              <w:t xml:space="preserve">7</w:t>
             </w:r>
           </w:p>
         </w:tc>
@@ -9178,7 +9178,7 @@
                 <w:sz w:val="17"/>
                 <w:szCs w:val="17"/>
               </w:rPr>
-              <w:t xml:space="preserve">47</w:t>
+              <w:t xml:space="preserve">41.1</w:t>
             </w:r>
           </w:p>
         </w:tc>
@@ -9201,7 +9201,7 @@
                 <w:sz w:val="17"/>
                 <w:szCs w:val="17"/>
               </w:rPr>
-              <w:t xml:space="preserve">8</w:t>
+              <w:t xml:space="preserve">1</w:t>
             </w:r>
           </w:p>
         </w:tc>
@@ -9224,7 +9224,7 @@
                 <w:sz w:val="17"/>
                 <w:szCs w:val="17"/>
               </w:rPr>
-              <w:t xml:space="preserve">3,992</w:t>
+              <w:t xml:space="preserve">146,988</w:t>
             </w:r>
           </w:p>
         </w:tc>
@@ -9247,7 +9247,7 @@
                 <w:sz w:val="17"/>
                 <w:szCs w:val="17"/>
               </w:rPr>
-              <w:t xml:space="preserve">16.1</w:t>
+              <w:t xml:space="preserve">7.1</w:t>
             </w:r>
           </w:p>
         </w:tc>
@@ -9272,7 +9272,7 @@
                 <w:sz w:val="17"/>
                 <w:szCs w:val="17"/>
               </w:rPr>
-              <w:t xml:space="preserve">딜라이트 프로젝트</w:t>
+              <w:t xml:space="preserve">브링그린</w:t>
             </w:r>
           </w:p>
         </w:tc>
@@ -9295,7 +9295,7 @@
                 <w:sz w:val="17"/>
                 <w:szCs w:val="17"/>
               </w:rPr>
-              <w:t xml:space="preserve">푸드</w:t>
+              <w:t xml:space="preserve">스킨케어</w:t>
             </w:r>
           </w:p>
         </w:tc>
@@ -9318,7 +9318,7 @@
                 <w:sz w:val="17"/>
                 <w:szCs w:val="17"/>
               </w:rPr>
-              <w:t xml:space="preserve">12</w:t>
+              <w:t xml:space="preserve">15</w:t>
             </w:r>
           </w:p>
         </w:tc>
@@ -9341,7 +9341,7 @@
                 <w:sz w:val="17"/>
                 <w:szCs w:val="17"/>
               </w:rPr>
-              <w:t xml:space="preserve">25</w:t>
+              <w:t xml:space="preserve">34</w:t>
             </w:r>
           </w:p>
         </w:tc>
@@ -9387,7 +9387,7 @@
                 <w:sz w:val="17"/>
                 <w:szCs w:val="17"/>
               </w:rPr>
-              <w:t xml:space="preserve">36.4</w:t>
+              <w:t xml:space="preserve">46.3</w:t>
             </w:r>
           </w:p>
         </w:tc>
@@ -9410,7 +9410,7 @@
                 <w:sz w:val="17"/>
                 <w:szCs w:val="17"/>
               </w:rPr>
-              <w:t xml:space="preserve">1</w:t>
+              <w:t xml:space="preserve">3</w:t>
             </w:r>
           </w:p>
         </w:tc>
@@ -9433,7 +9433,7 @@
                 <w:sz w:val="17"/>
                 <w:szCs w:val="17"/>
               </w:rPr>
-              <w:t xml:space="preserve">43,690</w:t>
+              <w:t xml:space="preserve">22,242</w:t>
             </w:r>
           </w:p>
         </w:tc>
@@ -9456,7 +9456,7 @@
                 <w:sz w:val="17"/>
                 <w:szCs w:val="17"/>
               </w:rPr>
-              <w:t xml:space="preserve">6.2</w:t>
+              <w:t xml:space="preserve">39.5</w:t>
             </w:r>
           </w:p>
         </w:tc>
@@ -9527,7 +9527,7 @@
                 <w:sz w:val="17"/>
                 <w:szCs w:val="17"/>
               </w:rPr>
-              <w:t xml:space="preserve">12</w:t>
+              <w:t xml:space="preserve">16</w:t>
             </w:r>
           </w:p>
         </w:tc>
@@ -9550,7 +9550,7 @@
                 <w:sz w:val="17"/>
                 <w:szCs w:val="17"/>
               </w:rPr>
-              <w:t xml:space="preserve">20</w:t>
+              <w:t xml:space="preserve">30</w:t>
             </w:r>
           </w:p>
         </w:tc>
@@ -9573,7 +9573,7 @@
                 <w:sz w:val="17"/>
                 <w:szCs w:val="17"/>
               </w:rPr>
-              <w:t xml:space="preserve">3</w:t>
+              <w:t xml:space="preserve">5</w:t>
             </w:r>
           </w:p>
         </w:tc>
@@ -9596,7 +9596,7 @@
                 <w:sz w:val="17"/>
                 <w:szCs w:val="17"/>
               </w:rPr>
-              <w:t xml:space="preserve">60.4</w:t>
+              <w:t xml:space="preserve">59.5</w:t>
             </w:r>
           </w:p>
         </w:tc>
@@ -9619,7 +9619,7 @@
                 <w:sz w:val="17"/>
                 <w:szCs w:val="17"/>
               </w:rPr>
-              <w:t xml:space="preserve">18</w:t>
+              <w:t xml:space="preserve">15</w:t>
             </w:r>
           </w:p>
         </w:tc>
@@ -9642,7 +9642,7 @@
                 <w:sz w:val="17"/>
                 <w:szCs w:val="17"/>
               </w:rPr>
-              <w:t xml:space="preserve">1,362</w:t>
+              <w:t xml:space="preserve">1,425</w:t>
             </w:r>
           </w:p>
         </w:tc>
@@ -9665,7 +9665,7 @@
                 <w:sz w:val="17"/>
                 <w:szCs w:val="17"/>
               </w:rPr>
-              <w:t xml:space="preserve">30.4</w:t>
+              <w:t xml:space="preserve">29.1</w:t>
             </w:r>
           </w:p>
         </w:tc>
@@ -9690,7 +9690,7 @@
                 <w:sz w:val="17"/>
                 <w:szCs w:val="17"/>
               </w:rPr>
-              <w:t xml:space="preserve">쏘내추럴</w:t>
+              <w:t xml:space="preserve">닥터지</w:t>
             </w:r>
           </w:p>
         </w:tc>
@@ -9713,7 +9713,7 @@
                 <w:sz w:val="17"/>
                 <w:szCs w:val="17"/>
               </w:rPr>
-              <w:t xml:space="preserve">메이크업</w:t>
+              <w:t xml:space="preserve">스킨케어</w:t>
             </w:r>
           </w:p>
         </w:tc>
@@ -9736,7 +9736,7 @@
                 <w:sz w:val="17"/>
                 <w:szCs w:val="17"/>
               </w:rPr>
-              <w:t xml:space="preserve">12</w:t>
+              <w:t xml:space="preserve">15</w:t>
             </w:r>
           </w:p>
         </w:tc>
@@ -9759,7 +9759,7 @@
                 <w:sz w:val="17"/>
                 <w:szCs w:val="17"/>
               </w:rPr>
-              <w:t xml:space="preserve">20</w:t>
+              <w:t xml:space="preserve">26</w:t>
             </w:r>
           </w:p>
         </w:tc>
@@ -9782,7 +9782,7 @@
                 <w:sz w:val="17"/>
                 <w:szCs w:val="17"/>
               </w:rPr>
-              <w:t xml:space="preserve">3</w:t>
+              <w:t xml:space="preserve">5</w:t>
             </w:r>
           </w:p>
         </w:tc>
@@ -9805,7 +9805,7 @@
                 <w:sz w:val="17"/>
                 <w:szCs w:val="17"/>
               </w:rPr>
-              <w:t xml:space="preserve">44.2</w:t>
+              <w:t xml:space="preserve">67.5</w:t>
             </w:r>
           </w:p>
         </w:tc>
@@ -9828,7 +9828,7 @@
                 <w:sz w:val="17"/>
                 <w:szCs w:val="17"/>
               </w:rPr>
-              <w:t xml:space="preserve">6</w:t>
+              <w:t xml:space="preserve">15</w:t>
             </w:r>
           </w:p>
         </w:tc>
@@ -9851,7 +9851,7 @@
                 <w:sz w:val="17"/>
                 <w:szCs w:val="17"/>
               </w:rPr>
-              <w:t xml:space="preserve">3,344</w:t>
+              <w:t xml:space="preserve">9,064</w:t>
             </w:r>
           </w:p>
         </w:tc>
@@ -9874,7 +9874,7 @@
                 <w:sz w:val="17"/>
                 <w:szCs w:val="17"/>
               </w:rPr>
-              <w:t xml:space="preserve">21.2</w:t>
+              <w:t xml:space="preserve">26.8</w:t>
             </w:r>
           </w:p>
         </w:tc>
@@ -9899,7 +9899,7 @@
                 <w:sz w:val="17"/>
                 <w:szCs w:val="17"/>
               </w:rPr>
-              <w:t xml:space="preserve">VT</w:t>
+              <w:t xml:space="preserve">쏘내추럴</w:t>
             </w:r>
           </w:p>
         </w:tc>
@@ -9922,7 +9922,7 @@
                 <w:sz w:val="17"/>
                 <w:szCs w:val="17"/>
               </w:rPr>
-              <w:t xml:space="preserve">선케어·스킨케어</w:t>
+              <w:t xml:space="preserve">메이크업</w:t>
             </w:r>
           </w:p>
         </w:tc>
@@ -9945,7 +9945,7 @@
                 <w:sz w:val="17"/>
                 <w:szCs w:val="17"/>
               </w:rPr>
-              <w:t xml:space="preserve">11</w:t>
+              <w:t xml:space="preserve">16</w:t>
             </w:r>
           </w:p>
         </w:tc>
@@ -9968,7 +9968,7 @@
                 <w:sz w:val="17"/>
                 <w:szCs w:val="17"/>
               </w:rPr>
-              <w:t xml:space="preserve">20</w:t>
+              <w:t xml:space="preserve">24</w:t>
             </w:r>
           </w:p>
         </w:tc>
@@ -9991,7 +9991,7 @@
                 <w:sz w:val="17"/>
                 <w:szCs w:val="17"/>
               </w:rPr>
-              <w:t xml:space="preserve">4</w:t>
+              <w:t xml:space="preserve">3</w:t>
             </w:r>
           </w:p>
         </w:tc>
@@ -10014,7 +10014,7 @@
                 <w:sz w:val="17"/>
                 <w:szCs w:val="17"/>
               </w:rPr>
-              <w:t xml:space="preserve">37.7</w:t>
+              <w:t xml:space="preserve">40.5</w:t>
             </w:r>
           </w:p>
         </w:tc>
@@ -10060,7 +10060,7 @@
                 <w:sz w:val="17"/>
                 <w:szCs w:val="17"/>
               </w:rPr>
-              <w:t xml:space="preserve">6,411</w:t>
+              <w:t xml:space="preserve">3,455</w:t>
             </w:r>
           </w:p>
         </w:tc>
@@ -10083,7 +10083,7 @@
                 <w:sz w:val="17"/>
                 <w:szCs w:val="17"/>
               </w:rPr>
-              <w:t xml:space="preserve">36</w:t>
+              <w:t xml:space="preserve">21.5</w:t>
             </w:r>
           </w:p>
         </w:tc>
@@ -10108,7 +10108,7 @@
                 <w:sz w:val="17"/>
                 <w:szCs w:val="17"/>
               </w:rPr>
-              <w:t xml:space="preserve">닥터지</w:t>
+              <w:t xml:space="preserve">VT</w:t>
             </w:r>
           </w:p>
         </w:tc>
@@ -10131,7 +10131,7 @@
                 <w:sz w:val="17"/>
                 <w:szCs w:val="17"/>
               </w:rPr>
-              <w:t xml:space="preserve">스킨케어·선케어</w:t>
+              <w:t xml:space="preserve">선케어</w:t>
             </w:r>
           </w:p>
         </w:tc>
@@ -10154,7 +10154,7 @@
                 <w:sz w:val="17"/>
                 <w:szCs w:val="17"/>
               </w:rPr>
-              <w:t xml:space="preserve">11</w:t>
+              <w:t xml:space="preserve">13</w:t>
             </w:r>
           </w:p>
         </w:tc>
@@ -10177,7 +10177,7 @@
                 <w:sz w:val="17"/>
                 <w:szCs w:val="17"/>
               </w:rPr>
-              <w:t xml:space="preserve">18</w:t>
+              <w:t xml:space="preserve">23</w:t>
             </w:r>
           </w:p>
         </w:tc>
@@ -10223,7 +10223,7 @@
                 <w:sz w:val="17"/>
                 <w:szCs w:val="17"/>
               </w:rPr>
-              <w:t xml:space="preserve">72.2</w:t>
+              <w:t xml:space="preserve">36</w:t>
             </w:r>
           </w:p>
         </w:tc>
@@ -10246,7 +10246,7 @@
                 <w:sz w:val="17"/>
                 <w:szCs w:val="17"/>
               </w:rPr>
-              <w:t xml:space="preserve">42</w:t>
+              <w:t xml:space="preserve">6</w:t>
             </w:r>
           </w:p>
         </w:tc>
@@ -10269,7 +10269,7 @@
                 <w:sz w:val="17"/>
                 <w:szCs w:val="17"/>
               </w:rPr>
-              <w:t xml:space="preserve">3,907</w:t>
+              <w:t xml:space="preserve">6,539</w:t>
             </w:r>
           </w:p>
         </w:tc>
@@ -10292,7 +10292,7 @@
                 <w:sz w:val="17"/>
                 <w:szCs w:val="17"/>
               </w:rPr>
-              <w:t xml:space="preserve">25.4</w:t>
+              <w:t xml:space="preserve">36.6</w:t>
             </w:r>
           </w:p>
         </w:tc>
@@ -10363,7 +10363,7 @@
                 <w:sz w:val="17"/>
                 <w:szCs w:val="17"/>
               </w:rPr>
-              <w:t xml:space="preserve">10</w:t>
+              <w:t xml:space="preserve">14</w:t>
             </w:r>
           </w:p>
         </w:tc>
@@ -10386,7 +10386,7 @@
                 <w:sz w:val="17"/>
                 <w:szCs w:val="17"/>
               </w:rPr>
-              <w:t xml:space="preserve">17</w:t>
+              <w:t xml:space="preserve">23</w:t>
             </w:r>
           </w:p>
         </w:tc>
@@ -10432,7 +10432,7 @@
                 <w:sz w:val="17"/>
                 <w:szCs w:val="17"/>
               </w:rPr>
-              <w:t xml:space="preserve">62.2</w:t>
+              <w:t xml:space="preserve">61.4</w:t>
             </w:r>
           </w:p>
         </w:tc>
@@ -10478,7 +10478,7 @@
                 <w:sz w:val="17"/>
                 <w:szCs w:val="17"/>
               </w:rPr>
-              <w:t xml:space="preserve">61,130</w:t>
+              <w:t xml:space="preserve">61,200</w:t>
             </w:r>
           </w:p>
         </w:tc>
@@ -10501,7 +10501,7 @@
                 <w:sz w:val="17"/>
                 <w:szCs w:val="17"/>
               </w:rPr>
-              <w:t xml:space="preserve">29.6</w:t>
+              <w:t xml:space="preserve">30.4</w:t>
             </w:r>
           </w:p>
         </w:tc>
@@ -10526,7 +10526,7 @@
                 <w:sz w:val="17"/>
                 <w:szCs w:val="17"/>
               </w:rPr>
-              <w:t xml:space="preserve">어노브</w:t>
+              <w:t xml:space="preserve">식물나라</w:t>
             </w:r>
           </w:p>
         </w:tc>
@@ -10549,7 +10549,7 @@
                 <w:sz w:val="17"/>
                 <w:szCs w:val="17"/>
               </w:rPr>
-              <w:t xml:space="preserve">헤어케어</w:t>
+              <w:t xml:space="preserve">선케어</w:t>
             </w:r>
           </w:p>
         </w:tc>
@@ -10572,6 +10572,98 @@
                 <w:sz w:val="17"/>
                 <w:szCs w:val="17"/>
               </w:rPr>
+              <w:t xml:space="preserve">13</w:t>
+            </w:r>
+          </w:p>
+        </w:tc>
+        <w:tc>
+          <w:tcPr>
+            <w:tcW w:type="dxa" w:w="1002"/>
+            <w:tcMar>
+              <w:top w:type="dxa" w:w="60"/>
+              <w:left w:type="dxa" w:w="100"/>
+              <w:bottom w:type="dxa" w:w="60"/>
+              <w:right w:type="dxa" w:w="100"/>
+            </w:tcMar>
+          </w:tcPr>
+          <w:p>
+            <w:r>
+              <w:rPr>
+                <w:rFonts w:ascii="Malgun Gothic" w:eastAsia="Malgun Gothic" w:hAnsi="Malgun Gothic"/>
+                <w:b w:val="false"/>
+                <w:bCs w:val="false"/>
+                <w:sz w:val="17"/>
+                <w:szCs w:val="17"/>
+              </w:rPr>
+              <w:t xml:space="preserve">22</w:t>
+            </w:r>
+          </w:p>
+        </w:tc>
+        <w:tc>
+          <w:tcPr>
+            <w:tcW w:type="dxa" w:w="1002"/>
+            <w:tcMar>
+              <w:top w:type="dxa" w:w="60"/>
+              <w:left w:type="dxa" w:w="100"/>
+              <w:bottom w:type="dxa" w:w="60"/>
+              <w:right w:type="dxa" w:w="100"/>
+            </w:tcMar>
+          </w:tcPr>
+          <w:p>
+            <w:r>
+              <w:rPr>
+                <w:rFonts w:ascii="Malgun Gothic" w:eastAsia="Malgun Gothic" w:hAnsi="Malgun Gothic"/>
+                <w:b w:val="false"/>
+                <w:bCs w:val="false"/>
+                <w:sz w:val="17"/>
+                <w:szCs w:val="17"/>
+              </w:rPr>
+              <w:t xml:space="preserve">7</w:t>
+            </w:r>
+          </w:p>
+        </w:tc>
+        <w:tc>
+          <w:tcPr>
+            <w:tcW w:type="dxa" w:w="1002"/>
+            <w:tcMar>
+              <w:top w:type="dxa" w:w="60"/>
+              <w:left w:type="dxa" w:w="100"/>
+              <w:bottom w:type="dxa" w:w="60"/>
+              <w:right w:type="dxa" w:w="100"/>
+            </w:tcMar>
+          </w:tcPr>
+          <w:p>
+            <w:r>
+              <w:rPr>
+                <w:rFonts w:ascii="Malgun Gothic" w:eastAsia="Malgun Gothic" w:hAnsi="Malgun Gothic"/>
+                <w:b w:val="false"/>
+                <w:bCs w:val="false"/>
+                <w:sz w:val="17"/>
+                <w:szCs w:val="17"/>
+              </w:rPr>
+              <w:t xml:space="preserve">46.7</w:t>
+            </w:r>
+          </w:p>
+        </w:tc>
+        <w:tc>
+          <w:tcPr>
+            <w:tcW w:type="dxa" w:w="1002"/>
+            <w:tcMar>
+              <w:top w:type="dxa" w:w="60"/>
+              <w:left w:type="dxa" w:w="100"/>
+              <w:bottom w:type="dxa" w:w="60"/>
+              <w:right w:type="dxa" w:w="100"/>
+            </w:tcMar>
+          </w:tcPr>
+          <w:p>
+            <w:r>
+              <w:rPr>
+                <w:rFonts w:ascii="Malgun Gothic" w:eastAsia="Malgun Gothic" w:hAnsi="Malgun Gothic"/>
+                <w:b w:val="false"/>
+                <w:bCs w:val="false"/>
+                <w:sz w:val="17"/>
+                <w:szCs w:val="17"/>
+              </w:rPr>
               <w:t xml:space="preserve">11</w:t>
             </w:r>
           </w:p>
@@ -10595,7 +10687,7 @@
                 <w:sz w:val="17"/>
                 <w:szCs w:val="17"/>
               </w:rPr>
-              <w:t xml:space="preserve">16</w:t>
+              <w:t xml:space="preserve">12,612</w:t>
             </w:r>
           </w:p>
         </w:tc>
@@ -10618,99 +10710,7 @@
                 <w:sz w:val="17"/>
                 <w:szCs w:val="17"/>
               </w:rPr>
-              <w:t xml:space="preserve">4</w:t>
-            </w:r>
-          </w:p>
-        </w:tc>
-        <w:tc>
-          <w:tcPr>
-            <w:tcW w:type="dxa" w:w="1002"/>
-            <w:tcMar>
-              <w:top w:type="dxa" w:w="60"/>
-              <w:left w:type="dxa" w:w="100"/>
-              <w:bottom w:type="dxa" w:w="60"/>
-              <w:right w:type="dxa" w:w="100"/>
-            </w:tcMar>
-          </w:tcPr>
-          <w:p>
-            <w:r>
-              <w:rPr>
-                <w:rFonts w:ascii="Malgun Gothic" w:eastAsia="Malgun Gothic" w:hAnsi="Malgun Gothic"/>
-                <w:b w:val="false"/>
-                <w:bCs w:val="false"/>
-                <w:sz w:val="17"/>
-                <w:szCs w:val="17"/>
-              </w:rPr>
-              <w:t xml:space="preserve">35.3</w:t>
-            </w:r>
-          </w:p>
-        </w:tc>
-        <w:tc>
-          <w:tcPr>
-            <w:tcW w:type="dxa" w:w="1002"/>
-            <w:tcMar>
-              <w:top w:type="dxa" w:w="60"/>
-              <w:left w:type="dxa" w:w="100"/>
-              <w:bottom w:type="dxa" w:w="60"/>
-              <w:right w:type="dxa" w:w="100"/>
-            </w:tcMar>
-          </w:tcPr>
-          <w:p>
-            <w:r>
-              <w:rPr>
-                <w:rFonts w:ascii="Malgun Gothic" w:eastAsia="Malgun Gothic" w:hAnsi="Malgun Gothic"/>
-                <w:b w:val="false"/>
-                <w:bCs w:val="false"/>
-                <w:sz w:val="17"/>
-                <w:szCs w:val="17"/>
-              </w:rPr>
-              <w:t xml:space="preserve">4</w:t>
-            </w:r>
-          </w:p>
-        </w:tc>
-        <w:tc>
-          <w:tcPr>
-            <w:tcW w:type="dxa" w:w="1002"/>
-            <w:tcMar>
-              <w:top w:type="dxa" w:w="60"/>
-              <w:left w:type="dxa" w:w="100"/>
-              <w:bottom w:type="dxa" w:w="60"/>
-              <w:right w:type="dxa" w:w="100"/>
-            </w:tcMar>
-          </w:tcPr>
-          <w:p>
-            <w:r>
-              <w:rPr>
-                <w:rFonts w:ascii="Malgun Gothic" w:eastAsia="Malgun Gothic" w:hAnsi="Malgun Gothic"/>
-                <w:b w:val="false"/>
-                <w:bCs w:val="false"/>
-                <w:sz w:val="17"/>
-                <w:szCs w:val="17"/>
-              </w:rPr>
-              <w:t xml:space="preserve">87,222</w:t>
-            </w:r>
-          </w:p>
-        </w:tc>
-        <w:tc>
-          <w:tcPr>
-            <w:tcW w:type="dxa" w:w="1002"/>
-            <w:tcMar>
-              <w:top w:type="dxa" w:w="60"/>
-              <w:left w:type="dxa" w:w="100"/>
-              <w:bottom w:type="dxa" w:w="60"/>
-              <w:right w:type="dxa" w:w="100"/>
-            </w:tcMar>
-          </w:tcPr>
-          <w:p>
-            <w:r>
-              <w:rPr>
-                <w:rFonts w:ascii="Malgun Gothic" w:eastAsia="Malgun Gothic" w:hAnsi="Malgun Gothic"/>
-                <w:b w:val="false"/>
-                <w:bCs w:val="false"/>
-                <w:sz w:val="17"/>
-                <w:szCs w:val="17"/>
-              </w:rPr>
-              <w:t xml:space="preserve">27.5</w:t>
+              <w:t xml:space="preserve">39.3</w:t>
             </w:r>
           </w:p>
         </w:tc>
@@ -10781,7 +10781,7 @@
                 <w:sz w:val="17"/>
                 <w:szCs w:val="17"/>
               </w:rPr>
-              <w:t xml:space="preserve">10</w:t>
+              <w:t xml:space="preserve">14</w:t>
             </w:r>
           </w:p>
         </w:tc>
@@ -10804,7 +10804,7 @@
                 <w:sz w:val="17"/>
                 <w:szCs w:val="17"/>
               </w:rPr>
-              <w:t xml:space="preserve">16</w:t>
+              <w:t xml:space="preserve">21</w:t>
             </w:r>
           </w:p>
         </w:tc>
@@ -10827,7 +10827,7 @@
                 <w:sz w:val="17"/>
                 <w:szCs w:val="17"/>
               </w:rPr>
-              <w:t xml:space="preserve">5</w:t>
+              <w:t xml:space="preserve">6</w:t>
             </w:r>
           </w:p>
         </w:tc>
@@ -10850,7 +10850,7 @@
                 <w:sz w:val="17"/>
                 <w:szCs w:val="17"/>
               </w:rPr>
-              <w:t xml:space="preserve">38.1</w:t>
+              <w:t xml:space="preserve">40.1</w:t>
             </w:r>
           </w:p>
         </w:tc>
@@ -10896,7 +10896,7 @@
                 <w:sz w:val="17"/>
                 <w:szCs w:val="17"/>
               </w:rPr>
-              <w:t xml:space="preserve">22,841</w:t>
+              <w:t xml:space="preserve">22,862</w:t>
             </w:r>
           </w:p>
         </w:tc>
@@ -10919,7 +10919,7 @@
                 <w:sz w:val="17"/>
                 <w:szCs w:val="17"/>
               </w:rPr>
-              <w:t xml:space="preserve">28.4</w:t>
+              <w:t xml:space="preserve">29.2</w:t>
             </w:r>
           </w:p>
         </w:tc>
@@ -10944,7 +10944,7 @@
                 <w:sz w:val="17"/>
                 <w:szCs w:val="17"/>
               </w:rPr>
-              <w:t xml:space="preserve">식물나라</w:t>
+              <w:t xml:space="preserve">어노브</w:t>
             </w:r>
           </w:p>
         </w:tc>
@@ -10967,7 +10967,7 @@
                 <w:sz w:val="17"/>
                 <w:szCs w:val="17"/>
               </w:rPr>
-              <w:t xml:space="preserve">선케어</w:t>
+              <w:t xml:space="preserve">헤어케어</w:t>
             </w:r>
           </w:p>
         </w:tc>
@@ -10990,7 +10990,7 @@
                 <w:sz w:val="17"/>
                 <w:szCs w:val="17"/>
               </w:rPr>
-              <w:t xml:space="preserve">10</w:t>
+              <w:t xml:space="preserve">15</w:t>
             </w:r>
           </w:p>
         </w:tc>
@@ -11013,7 +11013,7 @@
                 <w:sz w:val="17"/>
                 <w:szCs w:val="17"/>
               </w:rPr>
-              <w:t xml:space="preserve">16</w:t>
+              <w:t xml:space="preserve">20</w:t>
             </w:r>
           </w:p>
         </w:tc>
@@ -11036,7 +11036,7 @@
                 <w:sz w:val="17"/>
                 <w:szCs w:val="17"/>
               </w:rPr>
-              <w:t xml:space="preserve">6</w:t>
+              <w:t xml:space="preserve">4</w:t>
             </w:r>
           </w:p>
         </w:tc>
@@ -11059,7 +11059,7 @@
                 <w:sz w:val="17"/>
                 <w:szCs w:val="17"/>
               </w:rPr>
-              <w:t xml:space="preserve">50.8</w:t>
+              <w:t xml:space="preserve">29.5</w:t>
             </w:r>
           </w:p>
         </w:tc>
@@ -11082,7 +11082,7 @@
                 <w:sz w:val="17"/>
                 <w:szCs w:val="17"/>
               </w:rPr>
-              <w:t xml:space="preserve">11</w:t>
+              <w:t xml:space="preserve">4</w:t>
             </w:r>
           </w:p>
         </w:tc>
@@ -11105,7 +11105,7 @@
                 <w:sz w:val="17"/>
                 <w:szCs w:val="17"/>
               </w:rPr>
-              <w:t xml:space="preserve">12,613</w:t>
+              <w:t xml:space="preserve">87,560</w:t>
             </w:r>
           </w:p>
         </w:tc>
@@ -11128,7 +11128,7 @@
                 <w:sz w:val="17"/>
                 <w:szCs w:val="17"/>
               </w:rPr>
-              <w:t xml:space="preserve">36.8</w:t>
+              <w:t xml:space="preserve">26.4</w:t>
             </w:r>
           </w:p>
         </w:tc>
@@ -11199,7 +11199,7 @@
                 <w:sz w:val="17"/>
                 <w:szCs w:val="17"/>
               </w:rPr>
-              <w:t xml:space="preserve">12</w:t>
+              <w:t xml:space="preserve">16</w:t>
             </w:r>
           </w:p>
         </w:tc>
@@ -11222,7 +11222,7 @@
                 <w:sz w:val="17"/>
                 <w:szCs w:val="17"/>
               </w:rPr>
-              <w:t xml:space="preserve">15</w:t>
+              <w:t xml:space="preserve">19</w:t>
             </w:r>
           </w:p>
         </w:tc>
@@ -11268,7 +11268,7 @@
                 <w:sz w:val="17"/>
                 <w:szCs w:val="17"/>
               </w:rPr>
-              <w:t xml:space="preserve">53.8</w:t>
+              <w:t xml:space="preserve">46.5</w:t>
             </w:r>
           </w:p>
         </w:tc>
@@ -11291,7 +11291,7 @@
                 <w:sz w:val="17"/>
                 <w:szCs w:val="17"/>
               </w:rPr>
-              <w:t xml:space="preserve">13</w:t>
+              <w:t xml:space="preserve">9</w:t>
             </w:r>
           </w:p>
         </w:tc>
@@ -11314,7 +11314,7 @@
                 <w:sz w:val="17"/>
                 <w:szCs w:val="17"/>
               </w:rPr>
-              <w:t xml:space="preserve">5,099</w:t>
+              <w:t xml:space="preserve">3,629</w:t>
             </w:r>
           </w:p>
         </w:tc>
@@ -11377,7 +11377,7 @@
           <w:sz w:val="21"/>
           <w:szCs w:val="21"/>
         </w:rPr>
-        <w:t xml:space="preserve">4.4.1 리뷰 규모: 범위 제한의 함정과 카테고리 크로스섹션</w:t>
+        <w:t xml:space="preserve">4.4.1 리뷰 규모: 카테고리 패널에서의 일관된 설명력</w:t>
       </w:r>
     </w:p>
     <w:p>
@@ -11392,7 +11392,7 @@
           <w:sz w:val="20"/>
           <w:szCs w:val="20"/>
         </w:rPr>
-        <w:t xml:space="preserve">전체 TOP100 내부에서 순위와 리뷰수의 상관은 사실상 0이다(8/5 기준 ρ=−0.01). 그러나 이는 "이미 상위 1%만 모인 표본"에서 발생하는 범위 제한(range restriction) 의 산물이다. 8/3 카테고리 크로스섹션(20개 카테고리 × 100위, N=2,000)에서는 log(리뷰수)가 20개 카테고리 전부에서 순위와 음의 상관 (값이 클수록 상위권)을 보였다 — 평균 ρ=−0.28, 최대 네일 −0.54(그림 7). 반면 평점의 카테고리 내 상관은 평균 +0.01로 어느 카테고리에서도 설명력이 없었다. Q3에 대한 잠정 답은 명확하다: 규모는 설명하고, 평점은 설명하지 못한다.</w:t>
+        <w:t xml:space="preserve">전체 TOP100 내부에서 순위와 리뷰수의 상관은 사실상 0이다 — "이미 상위 1%만 모인 표본"에서 발생하는 범위 제한(range restriction) 의 산물이다. 반면 카테고리 패널(수집일 6일 × 20개 카테고리)에서는 log(리뷰수)의 6일 평균 상관이 20개 카테고리 전부에서 음수 (값이 클수록 상위권)였다 — 전체 평균 ρ=−0.28, 최강 네일 −0.60, 최약 스킨케어 −0.06(그림 7). 일별 변동 범위(그림 7의 가로선)도 대부분 0 아래에 머물러, 8/3 하루 크로스섹션으로 관측했던 패턴이 6일 연속 안정적으로 재현 됨을 확인했다. 평점의 카테고리 내 상관은 평균 −0.02로 여전히 설명력이 없다.</w:t>
       </w:r>
     </w:p>
     <w:p>
@@ -11455,7 +11455,7 @@
           <w:sz w:val="17"/>
           <w:szCs w:val="17"/>
         </w:rPr>
-        <w:t xml:space="preserve">그림 7. 카테고리별 순위 ~ log(리뷰수) Spearman ρ — 8/3, 카테고리당 N=100</w:t>
+        <w:t xml:space="preserve">그림 7. 카테고리별 순위 ~ log(리뷰수) Spearman ρ — 수집일 6일 평균 (점) · 일별 범위 (선)</w:t>
       </w:r>
     </w:p>
     <w:p>
@@ -11486,7 +11486,7 @@
           <w:sz w:val="20"/>
           <w:szCs w:val="20"/>
         </w:rPr>
-        <w:t xml:space="preserve">유입 속도(velocity_delta)는 일자별 반복 측정에서 11일 중 9일 동안 가설 방향(유입이 빠를수록 상위권, ρ&lt;0)을 보였고 평균 ρ=−0.16이었다(그림 8). 방향은 일관되나 크기가 −0.34~+0.17로 출렁여, 확정에는 날짜 풀링과 카테고리 고정효과가 필요하다. 유입 속도 상위 상품(표 10)에서는 두 가지가 관찰된다. 첫째, 일 1,000~3,000건급 유입 상품(웰라쥬·셀라딕스)이 실제로 상위권(18위·36위)에 위치한다. 둘째, 유입 2위 상품의 상품명에 "리뷰이벤트"가 명시 되어 있다 — 리뷰 유입이 순수 수요 신호가 아니라 마케팅 개입의 결과일 수 있음을 보여주는 직접 증거로, Q2(대가성 리뷰)와 연결되는 관찰이다.</w:t>
+        <w:t xml:space="preserve">유입 속도(velocity_delta)는 이번 개정판의 최대 수혜 변수다. 종전에는 전체 TOP100에 연속 등장한 상품(일 50~70개)만 계산할 수 있었지만, 카테고리 일일 수집으로 표본이 일 약 1,400개 상품 으로 확장되었다. 카테고리 내 순위와의 상관은 5일 연속 ρ=−0.35~−0.41(평균 −0.39) 로 강하고 안정적이다(그림 8) — Q1("최근 리뷰가 몰린 상품일수록 랭킹이 높은가")에 대한 강한 긍정 증거다. 전체 TOP100 내 상관(15일 중 13일 음수, 평균 −0.16)은 방향은 같으나 범위 제한으로 크기가 작다. 표 10의 유입 상위 상품들은 실제로 대부분 상위권에 위치한다.</w:t>
       </w:r>
     </w:p>
     <w:p>
@@ -11497,7 +11497,7 @@
       <w:r>
         <w:drawing>
           <wp:inline distT="0" distB="0" distL="0" distR="0">
-            <wp:extent cx="5715000" cy="2381250"/>
+            <wp:extent cx="5715000" cy="2447925"/>
             <wp:effectExtent t="0" r="0" b="0" l="0"/>
             <wp:docPr id="1" name="" descr="" title=""/>
             <wp:cNvGraphicFramePr>
@@ -11522,7 +11522,7 @@
                   <pic:spPr bwMode="auto">
                     <a:xfrm>
                       <a:off x="0" y="0"/>
-                      <a:ext cx="5715000" cy="2381250"/>
+                      <a:ext cx="5715000" cy="2447925"/>
                     </a:xfrm>
                     <a:prstGeom prst="rect">
                       <a:avLst/>
@@ -11549,7 +11549,7 @@
           <w:sz w:val="17"/>
           <w:szCs w:val="17"/>
         </w:rPr>
-        <w:t xml:space="preserve">그림 8. 리뷰 유입 속도(velocity)와 순위의 상관 — 일자별 반복 측정</w:t>
+        <w:t xml:space="preserve">그림 8. 리뷰 유입 속도(velocity)와 순위의 상관 — 전체 TOP100 vs 카테고리 패널</w:t>
       </w:r>
     </w:p>
     <w:tbl>
@@ -11595,7 +11595,7 @@
                 <w:sz w:val="17"/>
                 <w:szCs w:val="17"/>
               </w:rPr>
-              <w:t xml:space="preserve">8/5 순위</w:t>
+              <w:t xml:space="preserve">8/9 순위</w:t>
             </w:r>
           </w:p>
         </w:tc>
@@ -11716,7 +11716,7 @@
                 <w:sz w:val="17"/>
                 <w:szCs w:val="17"/>
               </w:rPr>
-              <w:t xml:space="preserve">18</w:t>
+              <w:t xml:space="preserve">25</w:t>
             </w:r>
           </w:p>
         </w:tc>
@@ -11762,7 +11762,7 @@
                 <w:sz w:val="17"/>
                 <w:szCs w:val="17"/>
               </w:rPr>
-              <w:t xml:space="preserve">웰라쥬 리얼 히알루로닉 블루 100 앰플 100ml 기획 (+60ml 리필+수딩크림…</w:t>
+              <w:t xml:space="preserve">[8월올영픽] 웰라쥬 리얼 히알루로닉 블루 100 앰플 100ml 기획 (+60…</w:t>
             </w:r>
           </w:p>
         </w:tc>
@@ -11785,7 +11785,7 @@
                 <w:sz w:val="17"/>
                 <w:szCs w:val="17"/>
               </w:rPr>
-              <w:t xml:space="preserve">17,635</w:t>
+              <w:t xml:space="preserve">17,951</w:t>
             </w:r>
           </w:p>
         </w:tc>
@@ -11808,7 +11808,7 @@
                 <w:sz w:val="17"/>
                 <w:szCs w:val="17"/>
               </w:rPr>
-              <w:t xml:space="preserve">2,967</w:t>
+              <w:t xml:space="preserve">1,317</w:t>
             </w:r>
           </w:p>
         </w:tc>
@@ -11833,7 +11833,7 @@
                 <w:sz w:val="17"/>
                 <w:szCs w:val="17"/>
               </w:rPr>
-              <w:t xml:space="preserve">36</w:t>
+              <w:t xml:space="preserve">5</w:t>
             </w:r>
           </w:p>
         </w:tc>
@@ -11856,7 +11856,7 @@
                 <w:sz w:val="17"/>
                 <w:szCs w:val="17"/>
               </w:rPr>
-              <w:t xml:space="preserve">셀라딕스</w:t>
+              <w:t xml:space="preserve">메디힐</w:t>
             </w:r>
           </w:p>
         </w:tc>
@@ -11879,7 +11879,7 @@
                 <w:sz w:val="17"/>
                 <w:szCs w:val="17"/>
               </w:rPr>
-              <w:t xml:space="preserve">[리뷰이벤트/트러블1등] 셀라딕스 세범 리밸런싱 RX 131 앰플 30ml 기획 (…</w:t>
+              <w:t xml:space="preserve">[15년 연속 1위] 메디힐 에센셜 마스크팩 10/10+1매 기획 7종 골라담기</w:t>
             </w:r>
           </w:p>
         </w:tc>
@@ -11902,7 +11902,7 @@
                 <w:sz w:val="17"/>
                 <w:szCs w:val="17"/>
               </w:rPr>
-              <w:t xml:space="preserve">3,072</w:t>
+              <w:t xml:space="preserve">468,952</w:t>
             </w:r>
           </w:p>
         </w:tc>
@@ -11925,7 +11925,7 @@
                 <w:sz w:val="17"/>
                 <w:szCs w:val="17"/>
               </w:rPr>
-              <w:t xml:space="preserve">1,020</w:t>
+              <w:t xml:space="preserve">852</w:t>
             </w:r>
           </w:p>
         </w:tc>
@@ -11950,7 +11950,7 @@
                 <w:sz w:val="17"/>
                 <w:szCs w:val="17"/>
               </w:rPr>
-              <w:t xml:space="preserve">1</w:t>
+              <w:t xml:space="preserve">22</w:t>
             </w:r>
           </w:p>
         </w:tc>
@@ -11996,7 +11996,7 @@
                 <w:sz w:val="17"/>
                 <w:szCs w:val="17"/>
               </w:rPr>
-              <w:t xml:space="preserve">[15년 연속 1위] 메디힐 에센셜 마스크팩 10/10+1매 기획 7종 골라담기</w:t>
+              <w:t xml:space="preserve">[15년연속 1위] 메디힐 에센셜 마스크팩 1매 고기능 7종 골라담기</w:t>
             </w:r>
           </w:p>
         </w:tc>
@@ -12019,7 +12019,7 @@
                 <w:sz w:val="17"/>
                 <w:szCs w:val="17"/>
               </w:rPr>
-              <w:t xml:space="preserve">466,058</w:t>
+              <w:t xml:space="preserve">515,983</w:t>
             </w:r>
           </w:p>
         </w:tc>
@@ -12042,7 +12042,7 @@
                 <w:sz w:val="17"/>
                 <w:szCs w:val="17"/>
               </w:rPr>
-              <w:t xml:space="preserve">899</w:t>
+              <w:t xml:space="preserve">626</w:t>
             </w:r>
           </w:p>
         </w:tc>
@@ -12067,7 +12067,7 @@
                 <w:sz w:val="17"/>
                 <w:szCs w:val="17"/>
               </w:rPr>
-              <w:t xml:space="preserve">50</w:t>
+              <w:t xml:space="preserve">18</w:t>
             </w:r>
           </w:p>
         </w:tc>
@@ -12090,7 +12090,7 @@
                 <w:sz w:val="17"/>
                 <w:szCs w:val="17"/>
               </w:rPr>
-              <w:t xml:space="preserve">메디힐</w:t>
+              <w:t xml:space="preserve">딜라이트 프로젝트</w:t>
             </w:r>
           </w:p>
         </w:tc>
@@ -12113,7 +12113,7 @@
                 <w:sz w:val="17"/>
                 <w:szCs w:val="17"/>
               </w:rPr>
-              <w:t xml:space="preserve">[15년연속 1위] 메디힐 에센셜 마스크팩 1매 고기능 7종 골라담기</w:t>
+              <w:t xml:space="preserve">[8월올영픽]딜라이트 프로젝트 단백질쉐이크 모음전(1개입/7개입/통)</w:t>
             </w:r>
           </w:p>
         </w:tc>
@@ -12136,7 +12136,7 @@
                 <w:sz w:val="17"/>
                 <w:szCs w:val="17"/>
               </w:rPr>
-              <w:t xml:space="preserve">514,000</w:t>
+              <w:t xml:space="preserve">148,723</w:t>
             </w:r>
           </w:p>
         </w:tc>
@@ -12159,7 +12159,7 @@
                 <w:sz w:val="17"/>
                 <w:szCs w:val="17"/>
               </w:rPr>
-              <w:t xml:space="preserve">674</w:t>
+              <w:t xml:space="preserve">416</w:t>
             </w:r>
           </w:p>
         </w:tc>
@@ -12184,7 +12184,7 @@
                 <w:sz w:val="17"/>
                 <w:szCs w:val="17"/>
               </w:rPr>
-              <w:t xml:space="preserve">39</w:t>
+              <w:t xml:space="preserve">34</w:t>
             </w:r>
           </w:p>
         </w:tc>
@@ -12207,7 +12207,7 @@
                 <w:sz w:val="17"/>
                 <w:szCs w:val="17"/>
               </w:rPr>
-              <w:t xml:space="preserve">딜라이트 프로젝트</w:t>
+              <w:t xml:space="preserve">홀리카홀리카</w:t>
             </w:r>
           </w:p>
         </w:tc>
@@ -12230,7 +12230,7 @@
                 <w:sz w:val="17"/>
                 <w:szCs w:val="17"/>
               </w:rPr>
-              <w:t xml:space="preserve">[8월올영픽]딜라이트 프로젝트 단백질쉐이크 모음전(1개입/7개입/통)</w:t>
+              <w:t xml:space="preserve">[NEW젤테일] 홀리카홀리카 마이페이브 피스 아이섀도우/젤테일/피스 빔/피스 밤</w:t>
             </w:r>
           </w:p>
         </w:tc>
@@ -12253,7 +12253,7 @@
                 <w:sz w:val="17"/>
                 <w:szCs w:val="17"/>
               </w:rPr>
-              <w:t xml:space="preserve">147,200</w:t>
+              <w:t xml:space="preserve">201,275</w:t>
             </w:r>
           </w:p>
         </w:tc>
@@ -12276,7 +12276,7 @@
                 <w:sz w:val="17"/>
                 <w:szCs w:val="17"/>
               </w:rPr>
-              <w:t xml:space="preserve">486</w:t>
+              <w:t xml:space="preserve">321</w:t>
             </w:r>
           </w:p>
         </w:tc>
@@ -12301,7 +12301,7 @@
                 <w:sz w:val="17"/>
                 <w:szCs w:val="17"/>
               </w:rPr>
-              <w:t xml:space="preserve">51</w:t>
+              <w:t xml:space="preserve">100</w:t>
             </w:r>
           </w:p>
         </w:tc>
@@ -12324,7 +12324,7 @@
                 <w:sz w:val="17"/>
                 <w:szCs w:val="17"/>
               </w:rPr>
-              <w:t xml:space="preserve">홀리카홀리카</w:t>
+              <w:t xml:space="preserve">플라이밀</w:t>
             </w:r>
           </w:p>
         </w:tc>
@@ -12347,7 +12347,7 @@
                 <w:sz w:val="17"/>
                 <w:szCs w:val="17"/>
               </w:rPr>
-              <w:t xml:space="preserve">[NEW젤테일] 홀리카홀리카 마이페이브 피스 아이섀도우/젤테일/피스 빔/피스 밤</w:t>
+              <w:t xml:space="preserve">플라이밀 단백질쉐이크 45g 12종 택 1</w:t>
             </w:r>
           </w:p>
         </w:tc>
@@ -12370,7 +12370,7 @@
                 <w:sz w:val="17"/>
                 <w:szCs w:val="17"/>
               </w:rPr>
-              <w:t xml:space="preserve">200,120</w:t>
+              <w:t xml:space="preserve">105,836</w:t>
             </w:r>
           </w:p>
         </w:tc>
@@ -12393,7 +12393,7 @@
                 <w:sz w:val="17"/>
                 <w:szCs w:val="17"/>
               </w:rPr>
-              <w:t xml:space="preserve">333</w:t>
+              <w:t xml:space="preserve">249</w:t>
             </w:r>
           </w:p>
         </w:tc>
@@ -12418,7 +12418,7 @@
                 <w:sz w:val="17"/>
                 <w:szCs w:val="17"/>
               </w:rPr>
-              <w:t xml:space="preserve">49</w:t>
+              <w:t xml:space="preserve">92</w:t>
             </w:r>
           </w:p>
         </w:tc>
@@ -12441,7 +12441,7 @@
                 <w:sz w:val="17"/>
                 <w:szCs w:val="17"/>
               </w:rPr>
-              <w:t xml:space="preserve">VT</w:t>
+              <w:t xml:space="preserve">롬앤</w:t>
             </w:r>
           </w:p>
         </w:tc>
@@ -12464,7 +12464,7 @@
                 <w:sz w:val="17"/>
                 <w:szCs w:val="17"/>
               </w:rPr>
-              <w:t xml:space="preserve">[톡신마켓특가][1등선크림/끈적임ZERO] VT 피디알엔 에어 클라우드 선스크린 5…</w:t>
+              <w:t xml:space="preserve">[NEW두유코어/1등틴트] 롬앤 더 쥬시 래스팅 틴트 단품/기획</w:t>
             </w:r>
           </w:p>
         </w:tc>
@@ -12487,7 +12487,7 @@
                 <w:sz w:val="17"/>
                 <w:szCs w:val="17"/>
               </w:rPr>
-              <w:t xml:space="preserve">8,422</w:t>
+              <w:t xml:space="preserve">264,203</w:t>
             </w:r>
           </w:p>
         </w:tc>
@@ -12510,7 +12510,7 @@
                 <w:sz w:val="17"/>
                 <w:szCs w:val="17"/>
               </w:rPr>
-              <w:t xml:space="preserve">279</w:t>
+              <w:t xml:space="preserve">247</w:t>
             </w:r>
           </w:p>
         </w:tc>
@@ -12535,7 +12535,7 @@
                 <w:sz w:val="17"/>
                 <w:szCs w:val="17"/>
               </w:rPr>
-              <w:t xml:space="preserve">96</w:t>
+              <w:t xml:space="preserve">38</w:t>
             </w:r>
           </w:p>
         </w:tc>
@@ -12558,7 +12558,7 @@
                 <w:sz w:val="17"/>
                 <w:szCs w:val="17"/>
               </w:rPr>
-              <w:t xml:space="preserve">롬앤</w:t>
+              <w:t xml:space="preserve">페리페라</w:t>
             </w:r>
           </w:p>
         </w:tc>
@@ -12581,7 +12581,7 @@
                 <w:sz w:val="17"/>
                 <w:szCs w:val="17"/>
               </w:rPr>
-              <w:t xml:space="preserve">[NEW두유코어/1등틴트] 롬앤 더 쥬시 래스팅 틴트 단품/기획</w:t>
+              <w:t xml:space="preserve">페리페라 무드 글로이 틴트 27 Colors</w:t>
             </w:r>
           </w:p>
         </w:tc>
@@ -12604,7 +12604,7 @@
                 <w:sz w:val="17"/>
                 <w:szCs w:val="17"/>
               </w:rPr>
-              <w:t xml:space="preserve">263,389</w:t>
+              <w:t xml:space="preserve">148,727</w:t>
             </w:r>
           </w:p>
         </w:tc>
@@ -12627,7 +12627,7 @@
                 <w:sz w:val="17"/>
                 <w:szCs w:val="17"/>
               </w:rPr>
-              <w:t xml:space="preserve">275</w:t>
+              <w:t xml:space="preserve">170</w:t>
             </w:r>
           </w:p>
         </w:tc>
@@ -12652,7 +12652,7 @@
                 <w:sz w:val="17"/>
                 <w:szCs w:val="17"/>
               </w:rPr>
-              <w:t xml:space="preserve">92</w:t>
+              <w:t xml:space="preserve">32</w:t>
             </w:r>
           </w:p>
         </w:tc>
@@ -12698,7 +12698,7 @@
                 <w:sz w:val="17"/>
                 <w:szCs w:val="17"/>
               </w:rPr>
-              <w:t xml:space="preserve">[8월올영픽]쏘피 쿨링프레쉬 생리대 19종 택 1 (패드/안심숙면팬티/라이너/번들)</w:t>
+              <w:t xml:space="preserve">[8월올영픽]쏘피 쿨링프레쉬 생리대 19종 택 1 (패드/안심숙면팬티/라이너/번…</w:t>
             </w:r>
           </w:p>
         </w:tc>
@@ -12721,7 +12721,7 @@
                 <w:sz w:val="17"/>
                 <w:szCs w:val="17"/>
               </w:rPr>
-              <w:t xml:space="preserve">52,162</w:t>
+              <w:t xml:space="preserve">52,722</w:t>
             </w:r>
           </w:p>
         </w:tc>
@@ -12744,7 +12744,7 @@
                 <w:sz w:val="17"/>
                 <w:szCs w:val="17"/>
               </w:rPr>
-              <w:t xml:space="preserve">175</w:t>
+              <w:t xml:space="preserve">164</w:t>
             </w:r>
           </w:p>
         </w:tc>
@@ -12769,7 +12769,7 @@
                 <w:sz w:val="17"/>
                 <w:szCs w:val="17"/>
               </w:rPr>
-              <w:t xml:space="preserve">72</w:t>
+              <w:t xml:space="preserve">29</w:t>
             </w:r>
           </w:p>
         </w:tc>
@@ -12792,7 +12792,7 @@
                 <w:sz w:val="17"/>
                 <w:szCs w:val="17"/>
               </w:rPr>
-              <w:t xml:space="preserve">네이밍</w:t>
+              <w:t xml:space="preserve">올더베러</w:t>
             </w:r>
           </w:p>
         </w:tc>
@@ -12815,7 +12815,7 @@
                 <w:sz w:val="17"/>
                 <w:szCs w:val="17"/>
               </w:rPr>
-              <w:t xml:space="preserve">[8월올영픽/공동개발] 네이밍 플러피 파우더 블러쉬 (+아티스트 브러쉬) 20col…</w:t>
+              <w:t xml:space="preserve">[8월올영픽]올더베러 단백질 쉐이크 45g 6종 택1</w:t>
             </w:r>
           </w:p>
         </w:tc>
@@ -12838,7 +12838,7 @@
                 <w:sz w:val="17"/>
                 <w:szCs w:val="17"/>
               </w:rPr>
-              <w:t xml:space="preserve">39,877</w:t>
+              <w:t xml:space="preserve">16,352</w:t>
             </w:r>
           </w:p>
         </w:tc>
@@ -12861,7 +12861,7 @@
                 <w:sz w:val="17"/>
                 <w:szCs w:val="17"/>
               </w:rPr>
-              <w:t xml:space="preserve">173</w:t>
+              <w:t xml:space="preserve">144</w:t>
             </w:r>
           </w:p>
         </w:tc>
@@ -12886,7 +12886,7 @@
           <w:sz w:val="17"/>
           <w:szCs w:val="17"/>
         </w:rPr>
-        <w:t xml:space="preserve">표 10. 리뷰 유입 속도 상위 10개 상품 (8/5 기준, 유입/일 = 직전 수집일 대비 총리뷰수 증가분)</w:t>
+        <w:t xml:space="preserve">표 10. 리뷰 유입 속도 상위 10개 상품 (8/9 기준, 유입/일 = 직전 수집일 대비 총리뷰수 증가분)</w:t>
       </w:r>
     </w:p>
     <w:p>
@@ -12902,7 +12902,7 @@
           <w:sz w:val="21"/>
           <w:szCs w:val="21"/>
         </w:rPr>
-        <w:t xml:space="preserve">4.4.3 평점의 천장효과와 다변량 분해</w:t>
+        <w:t xml:space="preserve">4.4.3 다변량 분해: 카테고리×일 고정효과 회귀</w:t>
       </w:r>
     </w:p>
     <w:p>
@@ -12917,7 +12917,7 @@
           <w:sz w:val="20"/>
           <w:szCs w:val="20"/>
         </w:rPr>
-        <w:t xml:space="preserve">전체 TOP100의 평점은 4.5~5.0 구간에 전부 몰려 있고 절반이 4.8이다(그림 9). 이 표본에서 평점 효과는 원리적으로 식별 불가능하며, "평점이 무관하다"가 아니라 "천장에 눌려 분산이 없다"로 해석해야 한다. 표준화 OLS(표 11)에서도 전체 모형의 설명력은 R²=0.11로 낮고 개별 계수는 유의 수준에 도달하지 못했다 — N=87의 단일 스냅샷으로는 검정력이 부족하며, 이것이 카테고리 수집 일상화가 필요한 직접적 이유다. 변수군별로는 가격/프로모션(ΔR²=0.059)과 리뷰 구성(0.033)이 상대적으로 컸다.</w:t>
+        <w:t xml:space="preserve">카테고리 패널 전체(관측 7,090건)에 카테고리×날짜 고정효과를 걸어 — 즉 "같은 날, 같은 카테고리 랭킹 안"의 순위 차이만으로 — 표준화 회귀를 수행하였다(표 11). 리뷰 규모(t=−20.2)와 할인율(t=−8.2)이 강건하게 유의 하다: 같은 카테고리 안에서 리뷰가 많고 할인이 큰 상품일수록 상위권이다. 유입 속도는 단독 상관(ρ≈−0.39)은 강하지만 누적 규모와의 상관이 높아(유입이 많은 상품이 대개 대형 상품) 규모 통제 시 약화된다 — 규모 대비 성장률로 분리하는 것이 다음 과제다. 평점은 고정효과 모형에서도 설명력이 없으며 부호마저 양(+)으로, 천장효과 하에서 순위를 설명하지 못함이 재확인된다. Q3의 답은 명확하다: 규모는 설명하고, 평점은 설명하지 못한다.</w:t>
       </w:r>
     </w:p>
     <w:p>
@@ -12996,9 +12996,10 @@
         </w:tblBorders>
       </w:tblPr>
       <w:tblGrid>
-        <w:gridCol w:w="3010"/>
-        <w:gridCol w:w="3008"/>
-        <w:gridCol w:w="3008"/>
+        <w:gridCol w:w="2258"/>
+        <w:gridCol w:w="2256"/>
+        <w:gridCol w:w="2256"/>
+        <w:gridCol w:w="2256"/>
       </w:tblGrid>
       <w:tr>
         <w:trPr>
@@ -13006,7 +13007,7 @@
         </w:trPr>
         <w:tc>
           <w:tcPr>
-            <w:tcW w:type="dxa" w:w="3010"/>
+            <w:tcW w:type="dxa" w:w="2258"/>
             <w:shd w:fill="EFF2E6" w:val="clear"/>
             <w:tcMar>
               <w:top w:type="dxa" w:w="60"/>
@@ -13024,13 +13025,13 @@
                 <w:sz w:val="17"/>
                 <w:szCs w:val="17"/>
               </w:rPr>
-              <w:t xml:space="preserve">변수군</w:t>
-            </w:r>
-          </w:p>
-        </w:tc>
-        <w:tc>
-          <w:tcPr>
-            <w:tcW w:type="dxa" w:w="3008"/>
+              <w:t xml:space="preserve">변수</w:t>
+            </w:r>
+          </w:p>
+        </w:tc>
+        <w:tc>
+          <w:tcPr>
+            <w:tcW w:type="dxa" w:w="2256"/>
             <w:shd w:fill="EFF2E6" w:val="clear"/>
             <w:tcMar>
               <w:top w:type="dxa" w:w="60"/>
@@ -13048,13 +13049,13 @@
                 <w:sz w:val="17"/>
                 <w:szCs w:val="17"/>
               </w:rPr>
-              <w:t xml:space="preserve">단독 R²</w:t>
-            </w:r>
-          </w:p>
-        </w:tc>
-        <w:tc>
-          <w:tcPr>
-            <w:tcW w:type="dxa" w:w="3008"/>
+              <w:t xml:space="preserve">표준화 계수</w:t>
+            </w:r>
+          </w:p>
+        </w:tc>
+        <w:tc>
+          <w:tcPr>
+            <w:tcW w:type="dxa" w:w="2256"/>
             <w:shd w:fill="EFF2E6" w:val="clear"/>
             <w:tcMar>
               <w:top w:type="dxa" w:w="60"/>
@@ -13072,7 +13073,31 @@
                 <w:sz w:val="17"/>
                 <w:szCs w:val="17"/>
               </w:rPr>
-              <w:t xml:space="preserve">전체 모형에서 제외 시 ΔR²</w:t>
+              <w:t xml:space="preserve">t-통계량</w:t>
+            </w:r>
+          </w:p>
+        </w:tc>
+        <w:tc>
+          <w:tcPr>
+            <w:tcW w:type="dxa" w:w="2256"/>
+            <w:shd w:fill="EFF2E6" w:val="clear"/>
+            <w:tcMar>
+              <w:top w:type="dxa" w:w="60"/>
+              <w:left w:type="dxa" w:w="100"/>
+              <w:bottom w:type="dxa" w:w="60"/>
+              <w:right w:type="dxa" w:w="100"/>
+            </w:tcMar>
+          </w:tcPr>
+          <w:p>
+            <w:r>
+              <w:rPr>
+                <w:rFonts w:ascii="Malgun Gothic" w:eastAsia="Malgun Gothic" w:hAnsi="Malgun Gothic"/>
+                <w:b/>
+                <w:bCs/>
+                <w:sz w:val="17"/>
+                <w:szCs w:val="17"/>
+              </w:rPr>
+              <w:t xml:space="preserve">해석</w:t>
             </w:r>
           </w:p>
         </w:tc>
@@ -13080,70 +13105,93 @@
       <w:tr>
         <w:tc>
           <w:tcPr>
-            <w:tcW w:type="dxa" w:w="3010"/>
-            <w:tcMar>
-              <w:top w:type="dxa" w:w="60"/>
-              <w:left w:type="dxa" w:w="100"/>
-              <w:bottom w:type="dxa" w:w="60"/>
-              <w:right w:type="dxa" w:w="100"/>
-            </w:tcMar>
-          </w:tcPr>
-          <w:p>
-            <w:r>
-              <w:rPr>
-                <w:rFonts w:ascii="Malgun Gothic" w:eastAsia="Malgun Gothic" w:hAnsi="Malgun Gothic"/>
-                <w:b w:val="false"/>
-                <w:bCs w:val="false"/>
-                <w:sz w:val="17"/>
-                <w:szCs w:val="17"/>
-              </w:rPr>
-              <w:t xml:space="preserve">규모(리뷰수)</w:t>
-            </w:r>
-          </w:p>
-        </w:tc>
-        <w:tc>
-          <w:tcPr>
-            <w:tcW w:type="dxa" w:w="3008"/>
-            <w:tcMar>
-              <w:top w:type="dxa" w:w="60"/>
-              <w:left w:type="dxa" w:w="100"/>
-              <w:bottom w:type="dxa" w:w="60"/>
-              <w:right w:type="dxa" w:w="100"/>
-            </w:tcMar>
-          </w:tcPr>
-          <w:p>
-            <w:r>
-              <w:rPr>
-                <w:rFonts w:ascii="Malgun Gothic" w:eastAsia="Malgun Gothic" w:hAnsi="Malgun Gothic"/>
-                <w:b w:val="false"/>
-                <w:bCs w:val="false"/>
-                <w:sz w:val="17"/>
-                <w:szCs w:val="17"/>
-              </w:rPr>
-              <w:t xml:space="preserve">0.001</w:t>
-            </w:r>
-          </w:p>
-        </w:tc>
-        <w:tc>
-          <w:tcPr>
-            <w:tcW w:type="dxa" w:w="3008"/>
-            <w:tcMar>
-              <w:top w:type="dxa" w:w="60"/>
-              <w:left w:type="dxa" w:w="100"/>
-              <w:bottom w:type="dxa" w:w="60"/>
-              <w:right w:type="dxa" w:w="100"/>
-            </w:tcMar>
-          </w:tcPr>
-          <w:p>
-            <w:r>
-              <w:rPr>
-                <w:rFonts w:ascii="Malgun Gothic" w:eastAsia="Malgun Gothic" w:hAnsi="Malgun Gothic"/>
-                <w:b w:val="false"/>
-                <w:bCs w:val="false"/>
-                <w:sz w:val="17"/>
-                <w:szCs w:val="17"/>
-              </w:rPr>
-              <w:t xml:space="preserve">0.003</w:t>
+            <w:tcW w:type="dxa" w:w="2258"/>
+            <w:tcMar>
+              <w:top w:type="dxa" w:w="60"/>
+              <w:left w:type="dxa" w:w="100"/>
+              <w:bottom w:type="dxa" w:w="60"/>
+              <w:right w:type="dxa" w:w="100"/>
+            </w:tcMar>
+          </w:tcPr>
+          <w:p>
+            <w:r>
+              <w:rPr>
+                <w:rFonts w:ascii="Malgun Gothic" w:eastAsia="Malgun Gothic" w:hAnsi="Malgun Gothic"/>
+                <w:b w:val="false"/>
+                <w:bCs w:val="false"/>
+                <w:sz w:val="17"/>
+                <w:szCs w:val="17"/>
+              </w:rPr>
+              <w:t xml:space="preserve">log(리뷰수)</w:t>
+            </w:r>
+          </w:p>
+        </w:tc>
+        <w:tc>
+          <w:tcPr>
+            <w:tcW w:type="dxa" w:w="2256"/>
+            <w:tcMar>
+              <w:top w:type="dxa" w:w="60"/>
+              <w:left w:type="dxa" w:w="100"/>
+              <w:bottom w:type="dxa" w:w="60"/>
+              <w:right w:type="dxa" w:w="100"/>
+            </w:tcMar>
+          </w:tcPr>
+          <w:p>
+            <w:r>
+              <w:rPr>
+                <w:rFonts w:ascii="Malgun Gothic" w:eastAsia="Malgun Gothic" w:hAnsi="Malgun Gothic"/>
+                <w:b w:val="false"/>
+                <w:bCs w:val="false"/>
+                <w:sz w:val="17"/>
+                <w:szCs w:val="17"/>
+              </w:rPr>
+              <w:t xml:space="preserve">-6.53</w:t>
+            </w:r>
+          </w:p>
+        </w:tc>
+        <w:tc>
+          <w:tcPr>
+            <w:tcW w:type="dxa" w:w="2256"/>
+            <w:tcMar>
+              <w:top w:type="dxa" w:w="60"/>
+              <w:left w:type="dxa" w:w="100"/>
+              <w:bottom w:type="dxa" w:w="60"/>
+              <w:right w:type="dxa" w:w="100"/>
+            </w:tcMar>
+          </w:tcPr>
+          <w:p>
+            <w:r>
+              <w:rPr>
+                <w:rFonts w:ascii="Malgun Gothic" w:eastAsia="Malgun Gothic" w:hAnsi="Malgun Gothic"/>
+                <w:b w:val="false"/>
+                <w:bCs w:val="false"/>
+                <w:sz w:val="17"/>
+                <w:szCs w:val="17"/>
+              </w:rPr>
+              <w:t xml:space="preserve">-20.19</w:t>
+            </w:r>
+          </w:p>
+        </w:tc>
+        <w:tc>
+          <w:tcPr>
+            <w:tcW w:type="dxa" w:w="2256"/>
+            <w:tcMar>
+              <w:top w:type="dxa" w:w="60"/>
+              <w:left w:type="dxa" w:w="100"/>
+              <w:bottom w:type="dxa" w:w="60"/>
+              <w:right w:type="dxa" w:w="100"/>
+            </w:tcMar>
+          </w:tcPr>
+          <w:p>
+            <w:r>
+              <w:rPr>
+                <w:rFonts w:ascii="Malgun Gothic" w:eastAsia="Malgun Gothic" w:hAnsi="Malgun Gothic"/>
+                <w:b w:val="false"/>
+                <w:bCs w:val="false"/>
+                <w:sz w:val="17"/>
+                <w:szCs w:val="17"/>
+              </w:rPr>
+              <w:t xml:space="preserve">리뷰 규모가 클수록 상위권 — 매우 유의</w:t>
             </w:r>
           </w:p>
         </w:tc>
@@ -13151,70 +13199,93 @@
       <w:tr>
         <w:tc>
           <w:tcPr>
-            <w:tcW w:type="dxa" w:w="3010"/>
-            <w:tcMar>
-              <w:top w:type="dxa" w:w="60"/>
-              <w:left w:type="dxa" w:w="100"/>
-              <w:bottom w:type="dxa" w:w="60"/>
-              <w:right w:type="dxa" w:w="100"/>
-            </w:tcMar>
-          </w:tcPr>
-          <w:p>
-            <w:r>
-              <w:rPr>
-                <w:rFonts w:ascii="Malgun Gothic" w:eastAsia="Malgun Gothic" w:hAnsi="Malgun Gothic"/>
-                <w:b w:val="false"/>
-                <w:bCs w:val="false"/>
-                <w:sz w:val="17"/>
-                <w:szCs w:val="17"/>
-              </w:rPr>
-              <w:t xml:space="preserve">평점</w:t>
-            </w:r>
-          </w:p>
-        </w:tc>
-        <w:tc>
-          <w:tcPr>
-            <w:tcW w:type="dxa" w:w="3008"/>
-            <w:tcMar>
-              <w:top w:type="dxa" w:w="60"/>
-              <w:left w:type="dxa" w:w="100"/>
-              <w:bottom w:type="dxa" w:w="60"/>
-              <w:right w:type="dxa" w:w="100"/>
-            </w:tcMar>
-          </w:tcPr>
-          <w:p>
-            <w:r>
-              <w:rPr>
-                <w:rFonts w:ascii="Malgun Gothic" w:eastAsia="Malgun Gothic" w:hAnsi="Malgun Gothic"/>
-                <w:b w:val="false"/>
-                <w:bCs w:val="false"/>
-                <w:sz w:val="17"/>
-                <w:szCs w:val="17"/>
-              </w:rPr>
-              <w:t xml:space="preserve">0.003</w:t>
-            </w:r>
-          </w:p>
-        </w:tc>
-        <w:tc>
-          <w:tcPr>
-            <w:tcW w:type="dxa" w:w="3008"/>
-            <w:tcMar>
-              <w:top w:type="dxa" w:w="60"/>
-              <w:left w:type="dxa" w:w="100"/>
-              <w:bottom w:type="dxa" w:w="60"/>
-              <w:right w:type="dxa" w:w="100"/>
-            </w:tcMar>
-          </w:tcPr>
-          <w:p>
-            <w:r>
-              <w:rPr>
-                <w:rFonts w:ascii="Malgun Gothic" w:eastAsia="Malgun Gothic" w:hAnsi="Malgun Gothic"/>
-                <w:b w:val="false"/>
-                <w:bCs w:val="false"/>
-                <w:sz w:val="17"/>
-                <w:szCs w:val="17"/>
-              </w:rPr>
-              <w:t xml:space="preserve">0.003</w:t>
+            <w:tcW w:type="dxa" w:w="2258"/>
+            <w:tcMar>
+              <w:top w:type="dxa" w:w="60"/>
+              <w:left w:type="dxa" w:w="100"/>
+              <w:bottom w:type="dxa" w:w="60"/>
+              <w:right w:type="dxa" w:w="100"/>
+            </w:tcMar>
+          </w:tcPr>
+          <w:p>
+            <w:r>
+              <w:rPr>
+                <w:rFonts w:ascii="Malgun Gothic" w:eastAsia="Malgun Gothic" w:hAnsi="Malgun Gothic"/>
+                <w:b w:val="false"/>
+                <w:bCs w:val="false"/>
+                <w:sz w:val="17"/>
+                <w:szCs w:val="17"/>
+              </w:rPr>
+              <w:t xml:space="preserve">할인율</w:t>
+            </w:r>
+          </w:p>
+        </w:tc>
+        <w:tc>
+          <w:tcPr>
+            <w:tcW w:type="dxa" w:w="2256"/>
+            <w:tcMar>
+              <w:top w:type="dxa" w:w="60"/>
+              <w:left w:type="dxa" w:w="100"/>
+              <w:bottom w:type="dxa" w:w="60"/>
+              <w:right w:type="dxa" w:w="100"/>
+            </w:tcMar>
+          </w:tcPr>
+          <w:p>
+            <w:r>
+              <w:rPr>
+                <w:rFonts w:ascii="Malgun Gothic" w:eastAsia="Malgun Gothic" w:hAnsi="Malgun Gothic"/>
+                <w:b w:val="false"/>
+                <w:bCs w:val="false"/>
+                <w:sz w:val="17"/>
+                <w:szCs w:val="17"/>
+              </w:rPr>
+              <w:t xml:space="preserve">-2.58</w:t>
+            </w:r>
+          </w:p>
+        </w:tc>
+        <w:tc>
+          <w:tcPr>
+            <w:tcW w:type="dxa" w:w="2256"/>
+            <w:tcMar>
+              <w:top w:type="dxa" w:w="60"/>
+              <w:left w:type="dxa" w:w="100"/>
+              <w:bottom w:type="dxa" w:w="60"/>
+              <w:right w:type="dxa" w:w="100"/>
+            </w:tcMar>
+          </w:tcPr>
+          <w:p>
+            <w:r>
+              <w:rPr>
+                <w:rFonts w:ascii="Malgun Gothic" w:eastAsia="Malgun Gothic" w:hAnsi="Malgun Gothic"/>
+                <w:b w:val="false"/>
+                <w:bCs w:val="false"/>
+                <w:sz w:val="17"/>
+                <w:szCs w:val="17"/>
+              </w:rPr>
+              <w:t xml:space="preserve">-8.16</w:t>
+            </w:r>
+          </w:p>
+        </w:tc>
+        <w:tc>
+          <w:tcPr>
+            <w:tcW w:type="dxa" w:w="2256"/>
+            <w:tcMar>
+              <w:top w:type="dxa" w:w="60"/>
+              <w:left w:type="dxa" w:w="100"/>
+              <w:bottom w:type="dxa" w:w="60"/>
+              <w:right w:type="dxa" w:w="100"/>
+            </w:tcMar>
+          </w:tcPr>
+          <w:p>
+            <w:r>
+              <w:rPr>
+                <w:rFonts w:ascii="Malgun Gothic" w:eastAsia="Malgun Gothic" w:hAnsi="Malgun Gothic"/>
+                <w:b w:val="false"/>
+                <w:bCs w:val="false"/>
+                <w:sz w:val="17"/>
+                <w:szCs w:val="17"/>
+              </w:rPr>
+              <w:t xml:space="preserve">할인이 클수록 상위권 — 매우 유의</w:t>
             </w:r>
           </w:p>
         </w:tc>
@@ -13222,70 +13293,93 @@
       <w:tr>
         <w:tc>
           <w:tcPr>
-            <w:tcW w:type="dxa" w:w="3010"/>
-            <w:tcMar>
-              <w:top w:type="dxa" w:w="60"/>
-              <w:left w:type="dxa" w:w="100"/>
-              <w:bottom w:type="dxa" w:w="60"/>
-              <w:right w:type="dxa" w:w="100"/>
-            </w:tcMar>
-          </w:tcPr>
-          <w:p>
-            <w:r>
-              <w:rPr>
-                <w:rFonts w:ascii="Malgun Gothic" w:eastAsia="Malgun Gothic" w:hAnsi="Malgun Gothic"/>
-                <w:b w:val="false"/>
-                <w:bCs w:val="false"/>
-                <w:sz w:val="17"/>
-                <w:szCs w:val="17"/>
-              </w:rPr>
-              <w:t xml:space="preserve">유입속도</w:t>
-            </w:r>
-          </w:p>
-        </w:tc>
-        <w:tc>
-          <w:tcPr>
-            <w:tcW w:type="dxa" w:w="3008"/>
-            <w:tcMar>
-              <w:top w:type="dxa" w:w="60"/>
-              <w:left w:type="dxa" w:w="100"/>
-              <w:bottom w:type="dxa" w:w="60"/>
-              <w:right w:type="dxa" w:w="100"/>
-            </w:tcMar>
-          </w:tcPr>
-          <w:p>
-            <w:r>
-              <w:rPr>
-                <w:rFonts w:ascii="Malgun Gothic" w:eastAsia="Malgun Gothic" w:hAnsi="Malgun Gothic"/>
-                <w:b w:val="false"/>
-                <w:bCs w:val="false"/>
-                <w:sz w:val="17"/>
-                <w:szCs w:val="17"/>
-              </w:rPr>
-              <w:t xml:space="preserve">0.023</w:t>
-            </w:r>
-          </w:p>
-        </w:tc>
-        <w:tc>
-          <w:tcPr>
-            <w:tcW w:type="dxa" w:w="3008"/>
-            <w:tcMar>
-              <w:top w:type="dxa" w:w="60"/>
-              <w:left w:type="dxa" w:w="100"/>
-              <w:bottom w:type="dxa" w:w="60"/>
-              <w:right w:type="dxa" w:w="100"/>
-            </w:tcMar>
-          </w:tcPr>
-          <w:p>
-            <w:r>
-              <w:rPr>
-                <w:rFonts w:ascii="Malgun Gothic" w:eastAsia="Malgun Gothic" w:hAnsi="Malgun Gothic"/>
-                <w:b w:val="false"/>
-                <w:bCs w:val="false"/>
-                <w:sz w:val="17"/>
-                <w:szCs w:val="17"/>
-              </w:rPr>
-              <w:t xml:space="preserve">0.015</w:t>
+            <w:tcW w:type="dxa" w:w="2258"/>
+            <w:tcMar>
+              <w:top w:type="dxa" w:w="60"/>
+              <w:left w:type="dxa" w:w="100"/>
+              <w:bottom w:type="dxa" w:w="60"/>
+              <w:right w:type="dxa" w:w="100"/>
+            </w:tcMar>
+          </w:tcPr>
+          <w:p>
+            <w:r>
+              <w:rPr>
+                <w:rFonts w:ascii="Malgun Gothic" w:eastAsia="Malgun Gothic" w:hAnsi="Malgun Gothic"/>
+                <w:b w:val="false"/>
+                <w:bCs w:val="false"/>
+                <w:sz w:val="17"/>
+                <w:szCs w:val="17"/>
+              </w:rPr>
+              <w:t xml:space="preserve">리뷰 유입/일</w:t>
+            </w:r>
+          </w:p>
+        </w:tc>
+        <w:tc>
+          <w:tcPr>
+            <w:tcW w:type="dxa" w:w="2256"/>
+            <w:tcMar>
+              <w:top w:type="dxa" w:w="60"/>
+              <w:left w:type="dxa" w:w="100"/>
+              <w:bottom w:type="dxa" w:w="60"/>
+              <w:right w:type="dxa" w:w="100"/>
+            </w:tcMar>
+          </w:tcPr>
+          <w:p>
+            <w:r>
+              <w:rPr>
+                <w:rFonts w:ascii="Malgun Gothic" w:eastAsia="Malgun Gothic" w:hAnsi="Malgun Gothic"/>
+                <w:b w:val="false"/>
+                <w:bCs w:val="false"/>
+                <w:sz w:val="17"/>
+                <w:szCs w:val="17"/>
+              </w:rPr>
+              <w:t xml:space="preserve">-0.47</w:t>
+            </w:r>
+          </w:p>
+        </w:tc>
+        <w:tc>
+          <w:tcPr>
+            <w:tcW w:type="dxa" w:w="2256"/>
+            <w:tcMar>
+              <w:top w:type="dxa" w:w="60"/>
+              <w:left w:type="dxa" w:w="100"/>
+              <w:bottom w:type="dxa" w:w="60"/>
+              <w:right w:type="dxa" w:w="100"/>
+            </w:tcMar>
+          </w:tcPr>
+          <w:p>
+            <w:r>
+              <w:rPr>
+                <w:rFonts w:ascii="Malgun Gothic" w:eastAsia="Malgun Gothic" w:hAnsi="Malgun Gothic"/>
+                <w:b w:val="false"/>
+                <w:bCs w:val="false"/>
+                <w:sz w:val="17"/>
+                <w:szCs w:val="17"/>
+              </w:rPr>
+              <w:t xml:space="preserve">-1.49</w:t>
+            </w:r>
+          </w:p>
+        </w:tc>
+        <w:tc>
+          <w:tcPr>
+            <w:tcW w:type="dxa" w:w="2256"/>
+            <w:tcMar>
+              <w:top w:type="dxa" w:w="60"/>
+              <w:left w:type="dxa" w:w="100"/>
+              <w:bottom w:type="dxa" w:w="60"/>
+              <w:right w:type="dxa" w:w="100"/>
+            </w:tcMar>
+          </w:tcPr>
+          <w:p>
+            <w:r>
+              <w:rPr>
+                <w:rFonts w:ascii="Malgun Gothic" w:eastAsia="Malgun Gothic" w:hAnsi="Malgun Gothic"/>
+                <w:b w:val="false"/>
+                <w:bCs w:val="false"/>
+                <w:sz w:val="17"/>
+                <w:szCs w:val="17"/>
+              </w:rPr>
+              <w:t xml:space="preserve">규모 통제 시 약화 (규모와 상관 높음)</w:t>
             </w:r>
           </w:p>
         </w:tc>
@@ -13293,141 +13387,93 @@
       <w:tr>
         <w:tc>
           <w:tcPr>
-            <w:tcW w:type="dxa" w:w="3010"/>
-            <w:tcMar>
-              <w:top w:type="dxa" w:w="60"/>
-              <w:left w:type="dxa" w:w="100"/>
-              <w:bottom w:type="dxa" w:w="60"/>
-              <w:right w:type="dxa" w:w="100"/>
-            </w:tcMar>
-          </w:tcPr>
-          <w:p>
-            <w:r>
-              <w:rPr>
-                <w:rFonts w:ascii="Malgun Gothic" w:eastAsia="Malgun Gothic" w:hAnsi="Malgun Gothic"/>
-                <w:b w:val="false"/>
-                <w:bCs w:val="false"/>
-                <w:sz w:val="17"/>
-                <w:szCs w:val="17"/>
-              </w:rPr>
-              <w:t xml:space="preserve">리뷰 구성(노출면)</w:t>
-            </w:r>
-          </w:p>
-        </w:tc>
-        <w:tc>
-          <w:tcPr>
-            <w:tcW w:type="dxa" w:w="3008"/>
-            <w:tcMar>
-              <w:top w:type="dxa" w:w="60"/>
-              <w:left w:type="dxa" w:w="100"/>
-              <w:bottom w:type="dxa" w:w="60"/>
-              <w:right w:type="dxa" w:w="100"/>
-            </w:tcMar>
-          </w:tcPr>
-          <w:p>
-            <w:r>
-              <w:rPr>
-                <w:rFonts w:ascii="Malgun Gothic" w:eastAsia="Malgun Gothic" w:hAnsi="Malgun Gothic"/>
-                <w:b w:val="false"/>
-                <w:bCs w:val="false"/>
-                <w:sz w:val="17"/>
-                <w:szCs w:val="17"/>
-              </w:rPr>
-              <w:t xml:space="preserve">0.032</w:t>
-            </w:r>
-          </w:p>
-        </w:tc>
-        <w:tc>
-          <w:tcPr>
-            <w:tcW w:type="dxa" w:w="3008"/>
-            <w:tcMar>
-              <w:top w:type="dxa" w:w="60"/>
-              <w:left w:type="dxa" w:w="100"/>
-              <w:bottom w:type="dxa" w:w="60"/>
-              <w:right w:type="dxa" w:w="100"/>
-            </w:tcMar>
-          </w:tcPr>
-          <w:p>
-            <w:r>
-              <w:rPr>
-                <w:rFonts w:ascii="Malgun Gothic" w:eastAsia="Malgun Gothic" w:hAnsi="Malgun Gothic"/>
-                <w:b w:val="false"/>
-                <w:bCs w:val="false"/>
-                <w:sz w:val="17"/>
-                <w:szCs w:val="17"/>
-              </w:rPr>
-              <w:t xml:space="preserve">0.033</w:t>
-            </w:r>
-          </w:p>
-        </w:tc>
-      </w:tr>
-      <w:tr>
-        <w:tc>
-          <w:tcPr>
-            <w:tcW w:type="dxa" w:w="3010"/>
-            <w:tcMar>
-              <w:top w:type="dxa" w:w="60"/>
-              <w:left w:type="dxa" w:w="100"/>
-              <w:bottom w:type="dxa" w:w="60"/>
-              <w:right w:type="dxa" w:w="100"/>
-            </w:tcMar>
-          </w:tcPr>
-          <w:p>
-            <w:r>
-              <w:rPr>
-                <w:rFonts w:ascii="Malgun Gothic" w:eastAsia="Malgun Gothic" w:hAnsi="Malgun Gothic"/>
-                <w:b w:val="false"/>
-                <w:bCs w:val="false"/>
-                <w:sz w:val="17"/>
-                <w:szCs w:val="17"/>
-              </w:rPr>
-              <w:t xml:space="preserve">가격/프로모션</w:t>
-            </w:r>
-          </w:p>
-        </w:tc>
-        <w:tc>
-          <w:tcPr>
-            <w:tcW w:type="dxa" w:w="3008"/>
-            <w:tcMar>
-              <w:top w:type="dxa" w:w="60"/>
-              <w:left w:type="dxa" w:w="100"/>
-              <w:bottom w:type="dxa" w:w="60"/>
-              <w:right w:type="dxa" w:w="100"/>
-            </w:tcMar>
-          </w:tcPr>
-          <w:p>
-            <w:r>
-              <w:rPr>
-                <w:rFonts w:ascii="Malgun Gothic" w:eastAsia="Malgun Gothic" w:hAnsi="Malgun Gothic"/>
-                <w:b w:val="false"/>
-                <w:bCs w:val="false"/>
-                <w:sz w:val="17"/>
-                <w:szCs w:val="17"/>
-              </w:rPr>
-              <w:t xml:space="preserve">0.046</w:t>
-            </w:r>
-          </w:p>
-        </w:tc>
-        <w:tc>
-          <w:tcPr>
-            <w:tcW w:type="dxa" w:w="3008"/>
-            <w:tcMar>
-              <w:top w:type="dxa" w:w="60"/>
-              <w:left w:type="dxa" w:w="100"/>
-              <w:bottom w:type="dxa" w:w="60"/>
-              <w:right w:type="dxa" w:w="100"/>
-            </w:tcMar>
-          </w:tcPr>
-          <w:p>
-            <w:r>
-              <w:rPr>
-                <w:rFonts w:ascii="Malgun Gothic" w:eastAsia="Malgun Gothic" w:hAnsi="Malgun Gothic"/>
-                <w:b w:val="false"/>
-                <w:bCs w:val="false"/>
-                <w:sz w:val="17"/>
-                <w:szCs w:val="17"/>
-              </w:rPr>
-              <w:t xml:space="preserve">0.059</w:t>
+            <w:tcW w:type="dxa" w:w="2258"/>
+            <w:tcMar>
+              <w:top w:type="dxa" w:w="60"/>
+              <w:left w:type="dxa" w:w="100"/>
+              <w:bottom w:type="dxa" w:w="60"/>
+              <w:right w:type="dxa" w:w="100"/>
+            </w:tcMar>
+          </w:tcPr>
+          <w:p>
+            <w:r>
+              <w:rPr>
+                <w:rFonts w:ascii="Malgun Gothic" w:eastAsia="Malgun Gothic" w:hAnsi="Malgun Gothic"/>
+                <w:b w:val="false"/>
+                <w:bCs w:val="false"/>
+                <w:sz w:val="17"/>
+                <w:szCs w:val="17"/>
+              </w:rPr>
+              <w:t xml:space="preserve">평균 별점</w:t>
+            </w:r>
+          </w:p>
+        </w:tc>
+        <w:tc>
+          <w:tcPr>
+            <w:tcW w:type="dxa" w:w="2256"/>
+            <w:tcMar>
+              <w:top w:type="dxa" w:w="60"/>
+              <w:left w:type="dxa" w:w="100"/>
+              <w:bottom w:type="dxa" w:w="60"/>
+              <w:right w:type="dxa" w:w="100"/>
+            </w:tcMar>
+          </w:tcPr>
+          <w:p>
+            <w:r>
+              <w:rPr>
+                <w:rFonts w:ascii="Malgun Gothic" w:eastAsia="Malgun Gothic" w:hAnsi="Malgun Gothic"/>
+                <w:b w:val="false"/>
+                <w:bCs w:val="false"/>
+                <w:sz w:val="17"/>
+                <w:szCs w:val="17"/>
+              </w:rPr>
+              <w:t xml:space="preserve">0.66</w:t>
+            </w:r>
+          </w:p>
+        </w:tc>
+        <w:tc>
+          <w:tcPr>
+            <w:tcW w:type="dxa" w:w="2256"/>
+            <w:tcMar>
+              <w:top w:type="dxa" w:w="60"/>
+              <w:left w:type="dxa" w:w="100"/>
+              <w:bottom w:type="dxa" w:w="60"/>
+              <w:right w:type="dxa" w:w="100"/>
+            </w:tcMar>
+          </w:tcPr>
+          <w:p>
+            <w:r>
+              <w:rPr>
+                <w:rFonts w:ascii="Malgun Gothic" w:eastAsia="Malgun Gothic" w:hAnsi="Malgun Gothic"/>
+                <w:b w:val="false"/>
+                <w:bCs w:val="false"/>
+                <w:sz w:val="17"/>
+                <w:szCs w:val="17"/>
+              </w:rPr>
+              <w:t xml:space="preserve">2.06</w:t>
+            </w:r>
+          </w:p>
+        </w:tc>
+        <w:tc>
+          <w:tcPr>
+            <w:tcW w:type="dxa" w:w="2256"/>
+            <w:tcMar>
+              <w:top w:type="dxa" w:w="60"/>
+              <w:left w:type="dxa" w:w="100"/>
+              <w:bottom w:type="dxa" w:w="60"/>
+              <w:right w:type="dxa" w:w="100"/>
+            </w:tcMar>
+          </w:tcPr>
+          <w:p>
+            <w:r>
+              <w:rPr>
+                <w:rFonts w:ascii="Malgun Gothic" w:eastAsia="Malgun Gothic" w:hAnsi="Malgun Gothic"/>
+                <w:b w:val="false"/>
+                <w:bCs w:val="false"/>
+                <w:sz w:val="17"/>
+                <w:szCs w:val="17"/>
+              </w:rPr>
+              <w:t xml:space="preserve">설명력 없음 (천장효과)</w:t>
             </w:r>
           </w:p>
         </w:tc>
@@ -13452,7 +13498,7 @@
           <w:sz w:val="17"/>
           <w:szCs w:val="17"/>
         </w:rPr>
-        <w:t xml:space="preserve">표 11. 변수군별 설명력 분해 (8/5, 표준화 OLS, 완전사례 N=87 고정, 전체 모형 R²=0.112)</w:t>
+        <w:t xml:space="preserve">표 11. 카테고리×일 고정효과 표준화 회귀 (8/5~8/9 카테고리 패널, N=7,090, within R²=0.067)</w:t>
       </w:r>
     </w:p>
     <w:p>
@@ -13467,7 +13513,7 @@
           <w:sz w:val="20"/>
           <w:szCs w:val="20"/>
         </w:rPr>
-        <w:t xml:space="preserve">가격·프로모션 변수를 부연하면, 8/5 전체 TOP100의 배지 부착률은 오늘드림 99%, 세일 89%, 쿠폰 69%, 증정 49%로 프로모션이 사실상 상수 에 가깝다. 다만 순위 구간별로는 1~25위의 평균 할인율(32.9%)이 51~75위(24.0%)보다 높고 증정 비율도 상위 구간이 높아(0.56 vs 0.36), 상위권일수록 프로모션 강도가 세다는 약한 경향이 있다.</w:t>
+        <w:t xml:space="preserve">프로모션 배지를 부연하면, 8/9 전체 TOP100의 부착률은 오늘드림 98%, 세일 84%, 쿠폰 69%, 증정 41%로 프로모션은 사실상 상수에 가깝다. 다만 고정효과 모형의 할인율 계수가 보여주듯, 할인 강도의 차이는 카테고리 안에서 순위와 체계적으로 연관 되어 있다.</w:t>
       </w:r>
     </w:p>
     <w:p>
@@ -13498,7 +13544,7 @@
           <w:sz w:val="20"/>
           <w:szCs w:val="20"/>
         </w:rPr>
-        <w:t xml:space="preserve">수집된 유니크 리뷰 64,904건은 도움순 상위 표본임을 전제로 해석해야 한다(표 4). 이 표본에서 별점 5점 비율은 87.3%, 포토 리뷰 비율은 73.7%로, 소비자가 상품 페이지에서 처음 접하는 노출면은 고평점·포토 리뷰가 지배 한다. 리뷰타입은 NORMAL 73%, 오프라인 구매 22%로 온라인 구매 리뷰가 다수다.</w:t>
+        <w:t xml:space="preserve">수집된 유니크 리뷰 66,189건은 도움순 상위 표본임을 전제로 해석해야 한다(표 4). 이 표본에서 별점 5점 비율은 87.3%, 포토 리뷰 비율은 73.7%로, 소비자가 상품 페이지에서 처음 접하는 노출면은 고평점·포토 리뷰가 지배 한다. 리뷰타입은 NORMAL 73.5%, 오프라인 구매 21.6%로 온라인 구매 리뷰가 다수다.</w:t>
       </w:r>
     </w:p>
     <w:tbl>
@@ -13638,7 +13684,7 @@
                 <w:sz w:val="17"/>
                 <w:szCs w:val="17"/>
               </w:rPr>
-              <w:t xml:space="preserve">별점 4점 이하</w:t>
+              <w:t xml:space="preserve">포토 리뷰 비율</w:t>
             </w:r>
           </w:p>
         </w:tc>
@@ -13661,7 +13707,7 @@
                 <w:sz w:val="17"/>
                 <w:szCs w:val="17"/>
               </w:rPr>
-              <w:t xml:space="preserve">12.7%</w:t>
+              <w:t xml:space="preserve">73.7%</w:t>
             </w:r>
           </w:p>
         </w:tc>
@@ -13686,7 +13732,7 @@
                 <w:sz w:val="17"/>
                 <w:szCs w:val="17"/>
               </w:rPr>
-              <w:t xml:space="preserve">포토 리뷰 비율</w:t>
+              <w:t xml:space="preserve">재구매 표시 비율</w:t>
             </w:r>
           </w:p>
         </w:tc>
@@ -13709,7 +13755,7 @@
                 <w:sz w:val="17"/>
                 <w:szCs w:val="17"/>
               </w:rPr>
-              <w:t xml:space="preserve">73.7%</w:t>
+              <w:t xml:space="preserve">13.1%</w:t>
             </w:r>
           </w:p>
         </w:tc>
@@ -13734,7 +13780,7 @@
                 <w:sz w:val="17"/>
                 <w:szCs w:val="17"/>
               </w:rPr>
-              <w:t xml:space="preserve">재구매 표시 비율</w:t>
+              <w:t xml:space="preserve">리뷰타입 구성</w:t>
             </w:r>
           </w:p>
         </w:tc>
@@ -13757,7 +13803,7 @@
                 <w:sz w:val="17"/>
                 <w:szCs w:val="17"/>
               </w:rPr>
-              <w:t xml:space="preserve">13.1%</w:t>
+              <w:t xml:space="preserve">NORMAL 73.5% · OFFLINE 21.6% · GIFT 4.3% · OL_YOUNG 0.5%</w:t>
             </w:r>
           </w:p>
         </w:tc>
@@ -13782,7 +13828,7 @@
                 <w:sz w:val="17"/>
                 <w:szCs w:val="17"/>
               </w:rPr>
-              <w:t xml:space="preserve">리뷰타입 구성</w:t>
+              <w:t xml:space="preserve">체험단 표기 리뷰</w:t>
             </w:r>
           </w:p>
         </w:tc>
@@ -13805,55 +13851,7 @@
                 <w:sz w:val="17"/>
                 <w:szCs w:val="17"/>
               </w:rPr>
-              <w:t xml:space="preserve">NORMAL 73.3% · OFFLINE 21.8% · GIFT 4.4% · OL_YOUNG 0.5%</w:t>
-            </w:r>
-          </w:p>
-        </w:tc>
-      </w:tr>
-      <w:tr>
-        <w:tc>
-          <w:tcPr>
-            <w:tcW w:type="dxa" w:w="4513"/>
-            <w:tcMar>
-              <w:top w:type="dxa" w:w="60"/>
-              <w:left w:type="dxa" w:w="100"/>
-              <w:bottom w:type="dxa" w:w="60"/>
-              <w:right w:type="dxa" w:w="100"/>
-            </w:tcMar>
-          </w:tcPr>
-          <w:p>
-            <w:r>
-              <w:rPr>
-                <w:rFonts w:ascii="Malgun Gothic" w:eastAsia="Malgun Gothic" w:hAnsi="Malgun Gothic"/>
-                <w:b w:val="false"/>
-                <w:bCs w:val="false"/>
-                <w:sz w:val="17"/>
-                <w:szCs w:val="17"/>
-              </w:rPr>
-              <w:t xml:space="preserve">체험단 표기 리뷰</w:t>
-            </w:r>
-          </w:p>
-        </w:tc>
-        <w:tc>
-          <w:tcPr>
-            <w:tcW w:type="dxa" w:w="4513"/>
-            <w:tcMar>
-              <w:top w:type="dxa" w:w="60"/>
-              <w:left w:type="dxa" w:w="100"/>
-              <w:bottom w:type="dxa" w:w="60"/>
-              <w:right w:type="dxa" w:w="100"/>
-            </w:tcMar>
-          </w:tcPr>
-          <w:p>
-            <w:r>
-              <w:rPr>
-                <w:rFonts w:ascii="Malgun Gothic" w:eastAsia="Malgun Gothic" w:hAnsi="Malgun Gothic"/>
-                <w:b w:val="false"/>
-                <w:bCs w:val="false"/>
-                <w:sz w:val="17"/>
-                <w:szCs w:val="17"/>
-              </w:rPr>
-              <w:t xml:space="preserve">217건 (0.33%) — 도브·바세린·플르부아 등 일부 브랜드에 집중, 2026년 6~7월 작성분에 집중</w:t>
+              <w:t xml:space="preserve">222건 (0.34%) — 도브·미쟝센·바세린 등 일부 브랜드 캠페인에 집중</w:t>
             </w:r>
           </w:p>
         </w:tc>
@@ -13893,7 +13891,7 @@
           <w:sz w:val="20"/>
           <w:szCs w:val="20"/>
         </w:rPr>
-        <w:t xml:space="preserve">체험단 표기 리뷰는 217건(0.33%)에 그쳤다. 브랜드별로는 도브(19건)·바세린(12건)·플르부아(12건) 등에 집중되고 작성 시점도 2026년 6~7월에 몰려 있어, 특정 브랜드의 캠페인 단위로 발생 하는 패턴이 관찰된다. 다만 이 수치는 본문에 표기 문구를 남긴 리뷰만 포착한 하한 추정치다. 표기를 사진에만 넣거나 문구가 변형된 경우를 놓치므로, Q2의 본격 검증을 위해서는 키워드 확장과 LLM 분류로 탐지율을 끌어올리는 작업이 선행되어야 한다(5.3절).</w:t>
+        <w:t xml:space="preserve">체험단 표기 리뷰는 222건(0.34%)에 그쳤다. 브랜드별로는 도브(19건)·미쟝센(17건)·바세린(12건) 등에 집중되고 작성 시점도 특정 월에 몰려 있어, 특정 브랜드의 캠페인 단위로 발생 하는 패턴이 관찰된다. 다만 이 수치는 본문에 표기 문구를 남긴 리뷰만 포착한 하한 추정치다. 표기를 사진에만 넣거나 문구가 변형된 경우를 놓치므로, Q2의 본격 검증을 위해서는 키워드 확장과 LLM 분류로 탐지율을 끌어올리는 작업이 선행되어야 한다(5.3절).</w:t>
       </w:r>
     </w:p>
     <w:p>
@@ -13924,7 +13922,7 @@
           <w:sz w:val="20"/>
           <w:szCs w:val="20"/>
         </w:rPr>
-        <w:t xml:space="preserve">랭킹 썸네일 815장에서 밝기·채도·colorfulness·흰 테두리 비율·엣지 밀도를 추출하여 순위와의 상관을 측정하였다. 상위권 썸네일일수록 더 어둡고, 채도가 높고, 흰 배경 비중이 낮은 경향이 8/1과 8/5 두 스냅샷에서 같은 방향으로 재현되었다(그림 11). 순위 구간별 평균 밝기는 1–25위 164에서 76–100위 177로 단조 증가한다(그림 12). 이는 상위권 썸네일이 흰 배경의 단품 컷보다 기획 이미지·텍스트 오버레이 중심으로 구성되는 것과 정합적이며, 현 시점 상관 크기(ρ≈0.15~0.20)는 리뷰 변수들보다 오히려 크다. 다음 단계로 OCR을 통한 프로모션 클레임("1위", "1+1") 추출을 계획하고 있다.</w:t>
+        <w:t xml:space="preserve">랭킹 썸네일 1,004장에서 밝기·채도·colorfulness·흰 테두리 비율·엣지 밀도를 추출하여 전체 TOP100 순위와의 상관을 측정하였다. 상위권 썸네일일수록 더 어둡고, 채도가 높고, 흰 배경 비중이 낮은 경향이 8/1·8/5·8/9 세 스냅샷에서 같은 방향으로 재현 되었다(그림 11) — 특히 채도·컬러풀니스의 상관은 8/9에서 ρ≈−0.29~−0.31까지 커졌다. 순위 구간별 평균 밝기는 1–25위 174에서 76–100위 185로 단조 증가한다(그림 12). 이는 상위권 썸네일이 흰 배경의 단품 컷보다 기획 이미지·텍스트 오버레이 중심으로 구성되는 것과 정합적이다. 별도의 수동 라벨링(8/5, 91장)에서는 상위권일수록 기간 한정 특가·증정 구성 소구가 많고, 어워즈·1위 클레임은 오히려 하위권에 많다는 패턴도 관찰되었다. 다음 단계로 OCR 기반 프로모션 클레임 추출을 계획하고 있다.</w:t>
       </w:r>
     </w:p>
     <w:p>
@@ -13935,7 +13933,7 @@
       <w:r>
         <w:drawing>
           <wp:inline distT="0" distB="0" distL="0" distR="0">
-            <wp:extent cx="5715000" cy="2171700"/>
+            <wp:extent cx="5715000" cy="2295525"/>
             <wp:effectExtent t="0" r="0" b="0" l="0"/>
             <wp:docPr id="1" name="" descr="" title=""/>
             <wp:cNvGraphicFramePr>
@@ -13960,7 +13958,7 @@
                   <pic:spPr bwMode="auto">
                     <a:xfrm>
                       <a:off x="0" y="0"/>
-                      <a:ext cx="5715000" cy="2171700"/>
+                      <a:ext cx="5715000" cy="2295525"/>
                     </a:xfrm>
                     <a:prstGeom prst="rect">
                       <a:avLst/>
@@ -13987,7 +13985,7 @@
           <w:sz w:val="17"/>
           <w:szCs w:val="17"/>
         </w:rPr>
-        <w:t xml:space="preserve">그림 11. 이미지 특성 ~ 순위 Spearman ρ — 두 스냅샷 재현 비교</w:t>
+        <w:t xml:space="preserve">그림 11. 이미지 특성 ~ 순위 Spearman ρ — 세 스냅샷 재현 비교</w:t>
       </w:r>
     </w:p>
     <w:p>
@@ -14050,7 +14048,7 @@
           <w:sz w:val="17"/>
           <w:szCs w:val="17"/>
         </w:rPr>
-        <w:t xml:space="preserve">그림 12. 순위 구간별 썸네일 평균 밝기 (8/5)</w:t>
+        <w:t xml:space="preserve">그림 12. 순위 구간별 썸네일 평균 밝기 (8/9)</w:t>
       </w:r>
     </w:p>
     <w:p>
@@ -14101,7 +14099,7 @@
           <w:sz w:val="20"/>
           <w:szCs w:val="20"/>
         </w:rPr>
-        <w:t xml:space="preserve">랭킹은 고변동 시스템이다. 일 평균 43개 상품이 교체되고 월초에는 사실상 리셋된다. 순위 수준뿐 아니라 진입·잔류를 종속변수로 삼는 설계가 필요하다.</w:t>
+        <w:t xml:space="preserve">랭킹은 고변동 시스템이다. 일 평균 42개 상품이 교체되고 월초에는 사실상 리셋된다. 순위 수준뿐 아니라 진입·잔류를 종속변수로 삼는 설계가 필요하다.</w:t>
       </w:r>
     </w:p>
     <w:p>
@@ -14119,7 +14117,7 @@
           <w:sz w:val="20"/>
           <w:szCs w:val="20"/>
         </w:rPr>
-        <w:t xml:space="preserve">리뷰 규모는 카테고리 안에서 일관되게 순위를 설명한다 (20/20 카테고리 음의 상관, 평균 ρ=−0.28). 전체 TOP100 내부의 무상관은 범위 제한의 착시다.</w:t>
+        <w:t xml:space="preserve">리뷰 규모는 카테고리 안에서 일관되게 순위를 설명한다. 20개 카테고리 전부에서 6일 평균 음의 상관 (평균 ρ=−0.28), 고정효과 회귀에서 t=−20. 전체 TOP100 내부의 무상관은 범위 제한의 착시다.</w:t>
       </w:r>
     </w:p>
     <w:p>
@@ -14137,7 +14135,7 @@
           <w:sz w:val="20"/>
           <w:szCs w:val="20"/>
         </w:rPr>
-        <w:t xml:space="preserve">평점은 천장효과로 식별 불가. 상위 표본의 평점 분산이 소멸하여, 평점 효과 검증은 카테고리 크로스섹션의 별점 분포 변수로 재시도해야 한다.</w:t>
+        <w:t xml:space="preserve">리뷰 유입 속도는 강한 설명 변수로 확정됐다. 카테고리 내 상관이 5일 연속 ρ≈−0.4. 단, 누적 규모와 얽혀 있어 규모 통제 시 약화 — "성장률" 분리가 다음 단계다.</w:t>
       </w:r>
     </w:p>
     <w:p>
@@ -14155,7 +14153,7 @@
           <w:sz w:val="20"/>
           <w:szCs w:val="20"/>
         </w:rPr>
-        <w:t xml:space="preserve">리뷰 유입 속도는 방향이 일관된 유망 가설이다 (11일 중 9일 ρ&lt;0). 유입 상위 상품에서 "리뷰이벤트" 명시 사례가 확인되어, 유입 속도와 마케팅 개입의 얽힘을 분리하는 것이 본분석의 핵심 과제다.</w:t>
+        <w:t xml:space="preserve">할인율이 새로 유의하게 등장했다. 같은 카테고리 안에서 할인이 큰 상품일수록 상위권(t=−8.2).</w:t>
       </w:r>
     </w:p>
     <w:p>
@@ -14173,7 +14171,7 @@
           <w:sz w:val="20"/>
           <w:szCs w:val="20"/>
         </w:rPr>
-        <w:t xml:space="preserve">TOP100의 상시 세력은 30개 전문 브랜드다. 단일 카테고리 전문화, 포트폴리오형/히어로형의 이원 전략, 리뷰 자산형/신흥 할인형의 공존이 확인되었다.</w:t>
+        <w:t xml:space="preserve">평점은 천장효과로 설명력이 없다. 고정효과 모형에서도 무의미 — 평점 효과 검증은 별점 분포 변수로 재시도해야 한다.</w:t>
       </w:r>
     </w:p>
     <w:p>
@@ -14191,7 +14189,25 @@
           <w:sz w:val="20"/>
           <w:szCs w:val="20"/>
         </w:rPr>
-        <w:t xml:space="preserve">썸네일에는 시각적 문법이 있다. 상위권일수록 어둡고 채도 높은 기획형 이미지가 우세하며, 이 상관은 두 스냅샷에서 재현되었다.</w:t>
+        <w:t xml:space="preserve">TOP100의 상시 세력은 31개 전문 브랜드다. 단일 카테고리 전문화, 포트폴리오형/히어로형의 이원 전략, 리뷰 자산형/신흥 할인형의 공존이 확인되었다.</w:t>
+      </w:r>
+    </w:p>
+    <w:p>
+      <w:pPr>
+        <w:pStyle w:val="ListParagraph"/>
+        <w:numPr>
+          <w:ilvl w:val="0"/>
+          <w:numId w:val="2"/>
+        </w:numPr>
+        <w:spacing w:after="120" w:line="300"/>
+      </w:pPr>
+      <w:r>
+        <w:rPr>
+          <w:rFonts w:ascii="Malgun Gothic" w:eastAsia="Malgun Gothic" w:hAnsi="Malgun Gothic"/>
+          <w:sz w:val="20"/>
+          <w:szCs w:val="20"/>
+        </w:rPr>
+        <w:t xml:space="preserve">썸네일에는 시각적 문법이 있다. 상위권일수록 어둡고 채도 높은 기획형 이미지가 우세하며, 이 상관은 세 스냅샷에서 재현되었다.</w:t>
       </w:r>
     </w:p>
     <w:p>
@@ -14261,7 +14277,7 @@
           <w:sz w:val="20"/>
           <w:szCs w:val="20"/>
         </w:rPr>
-        <w:t xml:space="preserve">전 카테고리 일일 수집 모드(--review-text-overall-only) 도입 — 실행 시간을 8시간에서 1~2시간으로 단축, 8/6부터 N=2,000 크로스섹션이 매일 축적된다.</w:t>
+        <w:t xml:space="preserve">전 카테고리 일일 수집 모드(--review-text-overall-only) 도입 및 정착 — 8/5부터 매일 N=2,000 크로스섹션이 축적되어 본 개정판의 패널 분석이 가능해졌다 (종전 로드맵 1단계 조기 달성).</w:t>
       </w:r>
     </w:p>
     <w:p>
@@ -14295,7 +14311,7 @@
           <w:sz w:val="20"/>
           <w:szCs w:val="20"/>
         </w:rPr>
-        <w:t xml:space="preserve">+2주 (카테고리 패널 약 28,000 관측치): 카테고리·날짜 고정효과 pooled 회귀로 Q1·Q3 검정. 리뷰수·유입속도·별점분포·가격/프로모션의 설명력 분해를 카테고리 표본에서 재실행.</w:t>
+        <w:t xml:space="preserve">+2주 (카테고리 패널 약 3만 관측치): 성장률(유입/규모) 분해로 규모-속도 얽힘 해소, 브랜드 고정효과 추가, 별점 분포 변수로 평점 효과 재검증.</w:t>
       </w:r>
     </w:p>
     <w:p>
@@ -14349,7 +14365,7 @@
           <w:sz w:val="20"/>
           <w:szCs w:val="20"/>
         </w:rPr>
-        <w:t xml:space="preserve">이미지 고도화: 한국어 OCR로 썸네일 프로모션 클레임을 더미변수화, CLIP 임베딩 기반 썸네일 유형 분류.</w:t>
+        <w:t xml:space="preserve">이미지 고도화: 한국어 OCR로 썸네일 프로모션 클레임을 더미변수화, 수동 라벨(91장)을 정답지로 자동 분류 파이프라인 검증.</w:t>
       </w:r>
     </w:p>
     <w:p>
@@ -14365,7 +14381,7 @@
           <w:sz w:val="16"/>
           <w:szCs w:val="16"/>
         </w:rPr>
-        <w:t xml:space="preserve">저장소: hdmzp/oliveyoung — 수집기 scraper/, 분석 코드 analysis/(build_dataset.py · crosssection.py · image_features.py), 데이터 data/*.csv · data/images/. 본 보고서의 모든 차트는 하단 "표로 보기"로 수치를 확인할 수 있다. 기준일 2026-08-05.</w:t>
+        <w:t xml:space="preserve">저장소: hdmzp/oliveyoung — 수집기 scraper/, 분석 코드 analysis/(build_dataset.py · crosssection.py · image_features.py), 데이터 data/*.csv · data/images/. 본 보고서의 모든 차트는 하단 "표로 보기"로 수치를 확인할 수 있다. 기준일 2026-08-09.</w:t>
       </w:r>
     </w:p>
     <w:sectPr>
